--- a/applications/girlcode/documents/girlcode_word.docx
+++ b/applications/girlcode/documents/girlcode_word.docx
@@ -4,7 +4,7 @@
   <w:body>
     <w:p>
       <w:pPr>
-        <w:spacing w:after="80" w:before="0" w:line="288" w:lineRule="auto"/>
+        <w:spacing w:after="80" w:line="293" w:lineRule="auto"/>
         <w:jc w:val="center"/>
       </w:pPr>
       <w:r>
@@ -20,23 +20,7 @@
     </w:p>
     <w:p>
       <w:pPr>
-        <w:spacing w:after="240" w:before="0" w:line="288" w:lineRule="auto"/>
-        <w:jc w:val="center"/>
-      </w:pPr>
-      <w:r>
-        <w:rPr>
-          <w:rFonts w:ascii="Calibri" w:hAnsi="Calibri" w:eastAsia="Calibri"/>
-          <w:b w:val="0"/>
-          <w:i w:val="0"/>
-          <w:color w:val="3A4A54"/>
-          <w:sz w:val="22"/>
-        </w:rPr>
-        <w:t>Win-Win Application Pack</w:t>
-      </w:r>
-    </w:p>
-    <w:p>
-      <w:pPr>
-        <w:spacing w:after="80" w:before="0" w:line="288" w:lineRule="auto"/>
+        <w:spacing w:after="80" w:line="293" w:lineRule="auto"/>
         <w:jc w:val="center"/>
       </w:pPr>
       <w:r>
@@ -47,12 +31,12 @@
           <w:color w:val="0A1F2E"/>
           <w:sz w:val="44"/>
         </w:rPr>
-        <w:t>FCHIP Hack Challenge: AI for Community Health</w:t>
+        <w:t>Challenge Brief &amp; Mentorship Offer</w:t>
       </w:r>
     </w:p>
     <w:p>
       <w:pPr>
-        <w:spacing w:after="80" w:before="0" w:line="288" w:lineRule="auto"/>
+        <w:spacing w:after="80" w:line="293" w:lineRule="auto"/>
         <w:jc w:val="center"/>
       </w:pPr>
       <w:r>
@@ -61,14 +45,14 @@
           <w:b/>
           <w:i/>
           <w:color w:val="C45C26"/>
-          <w:sz w:val="24"/>
+          <w:sz w:val="26"/>
         </w:rPr>
-        <w:t>Women builders prototype tools that help CHWs act before crises</w:t>
+        <w:t>FairBanks Community Health Intelligence Platform (FCHIP)</w:t>
       </w:r>
     </w:p>
     <w:p>
       <w:pPr>
-        <w:spacing w:after="200" w:before="0" w:line="288" w:lineRule="auto"/>
+        <w:spacing w:after="200" w:line="293" w:lineRule="auto"/>
         <w:jc w:val="center"/>
       </w:pPr>
       <w:r>
@@ -84,13 +68,12 @@
     </w:p>
     <w:p>
       <w:pPr>
-        <w:spacing w:before="80" w:after="40"/>
         <w:jc w:val="center"/>
       </w:pPr>
       <w:r>
         <w:drawing>
           <wp:inline xmlns:a="http://schemas.openxmlformats.org/drawingml/2006/main" xmlns:pic="http://schemas.openxmlformats.org/drawingml/2006/picture">
-            <wp:extent cx="5205224" cy="2926079"/>
+            <wp:extent cx="5530551" cy="3108960"/>
             <wp:docPr id="1" name="Picture 1"/>
             <wp:cNvGraphicFramePr>
               <a:graphicFrameLocks noChangeAspect="1"/>
@@ -111,7 +94,7 @@
                   <pic:spPr>
                     <a:xfrm>
                       <a:off x="0" y="0"/>
-                      <a:ext cx="5205224" cy="2926079"/>
+                      <a:ext cx="5530551" cy="3108960"/>
                     </a:xfrm>
                     <a:prstGeom prst="rect"/>
                   </pic:spPr>
@@ -124,7 +107,7 @@
     </w:p>
     <w:p>
       <w:pPr>
-        <w:spacing w:after="200" w:before="40" w:line="288" w:lineRule="auto"/>
+        <w:spacing w:after="200" w:line="293" w:lineRule="auto"/>
         <w:jc w:val="center"/>
       </w:pPr>
       <w:r>
@@ -135,330 +118,28 @@
           <w:color w:val="3A4A54"/>
           <w:sz w:val="18"/>
         </w:rPr>
-        <w:t>FairBanks Community Reach — Health for All — Obulamu eri Bonna · Afya kwa Wote · Oburamu bwa Boona</w:t>
+        <w:t>30-hour build sprint · UICT Nakawa · 5–6 September 2026</w:t>
       </w:r>
     </w:p>
-    <w:tbl>
-      <w:tblPr>
-        <w:tblW w:type="auto" w:w="0"/>
-        <w:jc w:val="center"/>
-        <w:tblLook w:firstColumn="1" w:firstRow="1" w:lastColumn="0" w:lastRow="0" w:noHBand="0" w:noVBand="1" w:val="04A0"/>
-      </w:tblPr>
-      <w:tblGrid>
-        <w:gridCol w:w="4896"/>
-        <w:gridCol w:w="4896"/>
-      </w:tblGrid>
-      <w:tr>
-        <w:tc>
-          <w:tcPr>
-            <w:tcW w:type="dxa" w:w="2304"/>
-            <w:shd w:fill="0D6E6E"/>
-            <w:tcBorders>
-              <w:top w:val="single" w:sz="8" w:color="0D6E6E"/>
-              <w:left w:val="single" w:sz="8" w:color="0D6E6E"/>
-              <w:bottom w:val="single" w:sz="8" w:color="0D6E6E"/>
-              <w:right w:val="single" w:sz="8" w:color="0D6E6E"/>
-            </w:tcBorders>
-          </w:tcPr>
-          <w:p>
-            <w:r/>
-            <w:r>
-              <w:rPr>
-                <w:rFonts w:ascii="Calibri" w:hAnsi="Calibri" w:eastAsia="Calibri"/>
-                <w:b/>
-                <w:i w:val="0"/>
-                <w:color w:val="FFFFFF"/>
-                <w:sz w:val="20"/>
-              </w:rPr>
-              <w:t>Item</w:t>
-            </w:r>
-          </w:p>
-        </w:tc>
-        <w:tc>
-          <w:tcPr>
-            <w:tcW w:type="dxa" w:w="6912"/>
-            <w:shd w:fill="0D6E6E"/>
-            <w:tcBorders>
-              <w:top w:val="single" w:sz="8" w:color="0D6E6E"/>
-              <w:left w:val="single" w:sz="8" w:color="0D6E6E"/>
-              <w:bottom w:val="single" w:sz="8" w:color="0D6E6E"/>
-              <w:right w:val="single" w:sz="8" w:color="0D6E6E"/>
-            </w:tcBorders>
-          </w:tcPr>
-          <w:p>
-            <w:r/>
-            <w:r>
-              <w:rPr>
-                <w:rFonts w:ascii="Calibri" w:hAnsi="Calibri" w:eastAsia="Calibri"/>
-                <w:b/>
-                <w:i w:val="0"/>
-                <w:color w:val="FFFFFF"/>
-                <w:sz w:val="20"/>
-              </w:rPr>
-              <w:t>Detail</w:t>
-            </w:r>
-          </w:p>
-        </w:tc>
-      </w:tr>
-      <w:tr>
-        <w:tc>
-          <w:tcPr>
-            <w:tcW w:type="dxa" w:w="2304"/>
-            <w:tcBorders>
-              <w:top w:val="single" w:sz="8" w:color="D0DCDC"/>
-              <w:left w:val="single" w:sz="8" w:color="D0DCDC"/>
-              <w:bottom w:val="single" w:sz="8" w:color="D0DCDC"/>
-              <w:right w:val="single" w:sz="8" w:color="D0DCDC"/>
-            </w:tcBorders>
-          </w:tcPr>
-          <w:p>
-            <w:r/>
-            <w:r>
-              <w:rPr>
-                <w:rFonts w:ascii="Calibri" w:hAnsi="Calibri" w:eastAsia="Calibri"/>
-                <w:b w:val="0"/>
-                <w:i w:val="0"/>
-                <w:color w:val="1E2F38"/>
-                <w:sz w:val="20"/>
-              </w:rPr>
-              <w:t>Applicant</w:t>
-            </w:r>
-          </w:p>
-        </w:tc>
-        <w:tc>
-          <w:tcPr>
-            <w:tcW w:type="dxa" w:w="6912"/>
-            <w:tcBorders>
-              <w:top w:val="single" w:sz="8" w:color="D0DCDC"/>
-              <w:left w:val="single" w:sz="8" w:color="D0DCDC"/>
-              <w:bottom w:val="single" w:sz="8" w:color="D0DCDC"/>
-              <w:right w:val="single" w:sz="8" w:color="D0DCDC"/>
-            </w:tcBorders>
-          </w:tcPr>
-          <w:p>
-            <w:r/>
-            <w:r>
-              <w:rPr>
-                <w:rFonts w:ascii="Calibri" w:hAnsi="Calibri" w:eastAsia="Calibri"/>
-                <w:b w:val="0"/>
-                <w:i w:val="0"/>
-                <w:color w:val="1E2F38"/>
-                <w:sz w:val="20"/>
-              </w:rPr>
-              <w:t>FairBanks-linked women innovators / team — Kampala, Uganda</w:t>
-            </w:r>
-          </w:p>
-        </w:tc>
-      </w:tr>
-      <w:tr>
-        <w:tc>
-          <w:tcPr>
-            <w:tcW w:type="dxa" w:w="2304"/>
-            <w:shd w:fill="F7F5F0"/>
-            <w:tcBorders>
-              <w:top w:val="single" w:sz="8" w:color="D0DCDC"/>
-              <w:left w:val="single" w:sz="8" w:color="D0DCDC"/>
-              <w:bottom w:val="single" w:sz="8" w:color="D0DCDC"/>
-              <w:right w:val="single" w:sz="8" w:color="D0DCDC"/>
-            </w:tcBorders>
-          </w:tcPr>
-          <w:p>
-            <w:r/>
-            <w:r>
-              <w:rPr>
-                <w:rFonts w:ascii="Calibri" w:hAnsi="Calibri" w:eastAsia="Calibri"/>
-                <w:b w:val="0"/>
-                <w:i w:val="0"/>
-                <w:color w:val="1E2F38"/>
-                <w:sz w:val="20"/>
-              </w:rPr>
-              <w:t>Programme</w:t>
-            </w:r>
-          </w:p>
-        </w:tc>
-        <w:tc>
-          <w:tcPr>
-            <w:tcW w:type="dxa" w:w="6912"/>
-            <w:shd w:fill="F7F5F0"/>
-            <w:tcBorders>
-              <w:top w:val="single" w:sz="8" w:color="D0DCDC"/>
-              <w:left w:val="single" w:sz="8" w:color="D0DCDC"/>
-              <w:bottom w:val="single" w:sz="8" w:color="D0DCDC"/>
-              <w:right w:val="single" w:sz="8" w:color="D0DCDC"/>
-            </w:tcBorders>
-          </w:tcPr>
-          <w:p>
-            <w:r/>
-            <w:r>
-              <w:rPr>
-                <w:rFonts w:ascii="Calibri" w:hAnsi="Calibri" w:eastAsia="Calibri"/>
-                <w:b w:val="0"/>
-                <w:i w:val="0"/>
-                <w:color w:val="1E2F38"/>
-                <w:sz w:val="20"/>
-              </w:rPr>
-              <w:t>GirlCode Hackathon 2026 — Kampala</w:t>
-            </w:r>
-          </w:p>
-        </w:tc>
-      </w:tr>
-      <w:tr>
-        <w:tc>
-          <w:tcPr>
-            <w:tcW w:type="dxa" w:w="2304"/>
-            <w:tcBorders>
-              <w:top w:val="single" w:sz="8" w:color="D0DCDC"/>
-              <w:left w:val="single" w:sz="8" w:color="D0DCDC"/>
-              <w:bottom w:val="single" w:sz="8" w:color="D0DCDC"/>
-              <w:right w:val="single" w:sz="8" w:color="D0DCDC"/>
-            </w:tcBorders>
-          </w:tcPr>
-          <w:p>
-            <w:r/>
-            <w:r>
-              <w:rPr>
-                <w:rFonts w:ascii="Calibri" w:hAnsi="Calibri" w:eastAsia="Calibri"/>
-                <w:b w:val="0"/>
-                <w:i w:val="0"/>
-                <w:color w:val="1E2F38"/>
-                <w:sz w:val="20"/>
-              </w:rPr>
-              <w:t>Deadline</w:t>
-            </w:r>
-          </w:p>
-        </w:tc>
-        <w:tc>
-          <w:tcPr>
-            <w:tcW w:type="dxa" w:w="6912"/>
-            <w:tcBorders>
-              <w:top w:val="single" w:sz="8" w:color="D0DCDC"/>
-              <w:left w:val="single" w:sz="8" w:color="D0DCDC"/>
-              <w:bottom w:val="single" w:sz="8" w:color="D0DCDC"/>
-              <w:right w:val="single" w:sz="8" w:color="D0DCDC"/>
-            </w:tcBorders>
-          </w:tcPr>
-          <w:p>
-            <w:r/>
-            <w:r>
-              <w:rPr>
-                <w:rFonts w:ascii="Calibri" w:hAnsi="Calibri" w:eastAsia="Calibri"/>
-                <w:b w:val="0"/>
-                <w:i w:val="0"/>
-                <w:color w:val="1E2F38"/>
-                <w:sz w:val="20"/>
-              </w:rPr>
-              <w:t>Register before Kampala event 5–6 September 2026</w:t>
-            </w:r>
-          </w:p>
-        </w:tc>
-      </w:tr>
-      <w:tr>
-        <w:tc>
-          <w:tcPr>
-            <w:tcW w:type="dxa" w:w="2304"/>
-            <w:shd w:fill="F7F5F0"/>
-            <w:tcBorders>
-              <w:top w:val="single" w:sz="8" w:color="D0DCDC"/>
-              <w:left w:val="single" w:sz="8" w:color="D0DCDC"/>
-              <w:bottom w:val="single" w:sz="8" w:color="D0DCDC"/>
-              <w:right w:val="single" w:sz="8" w:color="D0DCDC"/>
-            </w:tcBorders>
-          </w:tcPr>
-          <w:p>
-            <w:r/>
-            <w:r>
-              <w:rPr>
-                <w:rFonts w:ascii="Calibri" w:hAnsi="Calibri" w:eastAsia="Calibri"/>
-                <w:b w:val="0"/>
-                <w:i w:val="0"/>
-                <w:color w:val="1E2F38"/>
-                <w:sz w:val="20"/>
-              </w:rPr>
-              <w:t>Geography</w:t>
-            </w:r>
-          </w:p>
-        </w:tc>
-        <w:tc>
-          <w:tcPr>
-            <w:tcW w:type="dxa" w:w="6912"/>
-            <w:shd w:fill="F7F5F0"/>
-            <w:tcBorders>
-              <w:top w:val="single" w:sz="8" w:color="D0DCDC"/>
-              <w:left w:val="single" w:sz="8" w:color="D0DCDC"/>
-              <w:bottom w:val="single" w:sz="8" w:color="D0DCDC"/>
-              <w:right w:val="single" w:sz="8" w:color="D0DCDC"/>
-            </w:tcBorders>
-          </w:tcPr>
-          <w:p>
-            <w:r/>
-            <w:r>
-              <w:rPr>
-                <w:rFonts w:ascii="Calibri" w:hAnsi="Calibri" w:eastAsia="Calibri"/>
-                <w:b w:val="0"/>
-                <w:i w:val="0"/>
-                <w:color w:val="1E2F38"/>
-                <w:sz w:val="20"/>
-              </w:rPr>
-              <w:t>Kampala (UICT Nakawa) · Uganda chapter</w:t>
-            </w:r>
-          </w:p>
-        </w:tc>
-      </w:tr>
-      <w:tr>
-        <w:tc>
-          <w:tcPr>
-            <w:tcW w:type="dxa" w:w="2304"/>
-            <w:tcBorders>
-              <w:top w:val="single" w:sz="8" w:color="D0DCDC"/>
-              <w:left w:val="single" w:sz="8" w:color="D0DCDC"/>
-              <w:bottom w:val="single" w:sz="8" w:color="D0DCDC"/>
-              <w:right w:val="single" w:sz="8" w:color="D0DCDC"/>
-            </w:tcBorders>
-          </w:tcPr>
-          <w:p>
-            <w:r/>
-            <w:r>
-              <w:rPr>
-                <w:rFonts w:ascii="Calibri" w:hAnsi="Calibri" w:eastAsia="Calibri"/>
-                <w:b w:val="0"/>
-                <w:i w:val="0"/>
-                <w:color w:val="1E2F38"/>
-                <w:sz w:val="20"/>
-              </w:rPr>
-              <w:t>The ask</w:t>
-            </w:r>
-          </w:p>
-        </w:tc>
-        <w:tc>
-          <w:tcPr>
-            <w:tcW w:type="dxa" w:w="6912"/>
-            <w:tcBorders>
-              <w:top w:val="single" w:sz="8" w:color="D0DCDC"/>
-              <w:left w:val="single" w:sz="8" w:color="D0DCDC"/>
-              <w:bottom w:val="single" w:sz="8" w:color="D0DCDC"/>
-              <w:right w:val="single" w:sz="8" w:color="D0DCDC"/>
-            </w:tcBorders>
-          </w:tcPr>
-          <w:p>
-            <w:r/>
-            <w:r>
-              <w:rPr>
-                <w:rFonts w:ascii="Calibri" w:hAnsi="Calibri" w:eastAsia="Calibri"/>
-                <w:b w:val="0"/>
-                <w:i w:val="0"/>
-                <w:color w:val="1E2F38"/>
-                <w:sz w:val="20"/>
-              </w:rPr>
-              <w:t>Register / host FairBanks women builders at the Kampala GirlCode Hackathon.</w:t>
-            </w:r>
-          </w:p>
-        </w:tc>
-      </w:tr>
-    </w:tbl>
-    <w:p/>
     <w:p>
       <w:pPr>
-        <w:spacing w:after="120" w:before="0" w:line="288" w:lineRule="auto"/>
+        <w:spacing w:after="40" w:line="293" w:lineRule="auto"/>
+        <w:jc w:val="center"/>
+      </w:pPr>
+      <w:r>
+        <w:rPr>
+          <w:rFonts w:ascii="Calibri" w:hAnsi="Calibri" w:eastAsia="Calibri"/>
+          <w:b w:val="0"/>
+          <w:i w:val="0"/>
+          <w:color w:val="3A4A54"/>
+          <w:sz w:val="20"/>
+        </w:rPr>
+        <w:t>UICT Nakawa Campus, New Portbell Road, Kampala</w:t>
+      </w:r>
+    </w:p>
+    <w:p>
+      <w:pPr>
+        <w:spacing w:after="280" w:line="293" w:lineRule="auto"/>
         <w:jc w:val="center"/>
       </w:pPr>
       <w:r>
@@ -479,7 +160,7 @@
     </w:p>
     <w:p>
       <w:pPr>
-        <w:spacing w:before="280" w:after="100"/>
+        <w:spacing w:before="280" w:after="120"/>
       </w:pPr>
       <w:r>
         <w:rPr>
@@ -487,14 +168,14 @@
           <w:b/>
           <w:i w:val="0"/>
           <w:color w:val="0A1F2E"/>
-          <w:sz w:val="36"/>
+          <w:sz w:val="40"/>
         </w:rPr>
-        <w:t>1. Executive Summary</w:t>
+        <w:t>1. To Kampala builders — why FairBanks is sponsoring problem statements</w:t>
       </w:r>
     </w:p>
     <w:p>
       <w:pPr>
-        <w:spacing w:after="160" w:before="0" w:line="288" w:lineRule="auto"/>
+        <w:spacing w:after="160" w:line="293" w:lineRule="auto"/>
         <w:jc w:val="left"/>
       </w:pPr>
       <w:r>
@@ -505,44 +186,12 @@
           <w:color w:val="1E2F38"/>
           <w:sz w:val="22"/>
         </w:rPr>
-        <w:t>GirlCode is growing Africa's next generation of AI-powered women innovators — and Kampala is one of the host cities.</w:t>
+        <w:t>GirlCode’s 30-hour hackathon is where Africa’s next women builders meet real problems. FairBanks is a community health ecosystem — medical centre, outreach, CHWs, and FCHIP, our intelligence layer. We are offering three challenge tracks and hands-on mentorship because the best MVPs come from teams who understand users on the ground.</w:t>
       </w:r>
     </w:p>
     <w:p>
       <w:pPr>
-        <w:spacing w:after="160" w:before="0" w:line="288" w:lineRule="auto"/>
-        <w:jc w:val="left"/>
-      </w:pPr>
-      <w:r>
-        <w:rPr>
-          <w:rFonts w:ascii="Calibri" w:hAnsi="Calibri" w:eastAsia="Calibri"/>
-          <w:b w:val="0"/>
-          <w:i w:val="0"/>
-          <w:color w:val="1E2F38"/>
-          <w:sz w:val="22"/>
-        </w:rPr>
-        <w:t>FairBanks brings a real problem set: offline CHW capture, maternal risk flags, and hotspot maps that communities need now.</w:t>
-      </w:r>
-    </w:p>
-    <w:p>
-      <w:pPr>
-        <w:spacing w:after="160" w:before="0" w:line="288" w:lineRule="auto"/>
-        <w:jc w:val="left"/>
-      </w:pPr>
-      <w:r>
-        <w:rPr>
-          <w:rFonts w:ascii="Calibri" w:hAnsi="Calibri" w:eastAsia="Calibri"/>
-          <w:b/>
-          <w:i w:val="0"/>
-          <w:color w:val="1E2F38"/>
-          <w:sz w:val="22"/>
-        </w:rPr>
-        <w:t>Together we create a win-win: women builders get a meaningful HealthTech challenge; FairBanks meets talent and prototypes that can feed FCHIP.</w:t>
-      </w:r>
-    </w:p>
-    <w:p>
-      <w:pPr>
-        <w:spacing w:before="280" w:after="100"/>
+        <w:spacing w:before="280" w:after="120"/>
       </w:pPr>
       <w:r>
         <w:rPr>
@@ -550,209 +199,19 @@
           <w:b/>
           <w:i w:val="0"/>
           <w:color w:val="0A1F2E"/>
-          <w:sz w:val="36"/>
+          <w:sz w:val="40"/>
         </w:rPr>
-        <w:t>2. Win-Win Value</w:t>
+        <w:t>2. The platform you will build on — FCHIP in one page</w:t>
       </w:r>
     </w:p>
     <w:p>
       <w:pPr>
-        <w:spacing w:after="160" w:before="0" w:line="288" w:lineRule="auto"/>
-        <w:jc w:val="left"/>
-      </w:pPr>
-      <w:r>
-        <w:rPr>
-          <w:rFonts w:ascii="Calibri" w:hAnsi="Calibri" w:eastAsia="Calibri"/>
-          <w:b w:val="0"/>
-          <w:i w:val="0"/>
-          <w:color w:val="1E2F38"/>
-          <w:sz w:val="22"/>
-        </w:rPr>
-        <w:t>This application is designed as a true partnership: FairBanks grows capacity and reach; the programme advances its own mission with a grounded African health-tech partner.</w:t>
-      </w:r>
-    </w:p>
-    <w:p>
-      <w:pPr>
-        <w:spacing w:before="180" w:after="100"/>
-      </w:pPr>
-      <w:r>
-        <w:rPr>
-          <w:rFonts w:ascii="Calibri" w:hAnsi="Calibri" w:eastAsia="Calibri"/>
-          <w:b/>
-          <w:i w:val="0"/>
-          <w:color w:val="0D6E6E"/>
-          <w:sz w:val="26"/>
-        </w:rPr>
-        <w:t>2.1 What FairBanks / FCHIP gains</w:t>
-      </w:r>
-    </w:p>
-    <w:p>
-      <w:pPr>
-        <w:pStyle w:val="ListBullet"/>
-        <w:spacing w:after="60"/>
-      </w:pPr>
-      <w:r>
-        <w:rPr>
-          <w:rFonts w:ascii="Calibri" w:hAnsi="Calibri" w:eastAsia="Calibri"/>
-          <w:b w:val="0"/>
-          <w:i w:val="0"/>
-          <w:color w:val="1E2F38"/>
-          <w:sz w:val="22"/>
-        </w:rPr>
-        <w:t>Visibility among Uganda's women-in-tech community</w:t>
-      </w:r>
-    </w:p>
-    <w:p>
-      <w:pPr>
-        <w:pStyle w:val="ListBullet"/>
-        <w:spacing w:after="60"/>
-      </w:pPr>
-      <w:r>
-        <w:rPr>
-          <w:rFonts w:ascii="Calibri" w:hAnsi="Calibri" w:eastAsia="Calibri"/>
-          <w:b w:val="0"/>
-          <w:i w:val="0"/>
-          <w:color w:val="1E2F38"/>
-          <w:sz w:val="22"/>
-        </w:rPr>
-        <w:t>Prototype ideas for FCHIP mobile and alert features</w:t>
-      </w:r>
-    </w:p>
-    <w:p>
-      <w:pPr>
-        <w:pStyle w:val="ListBullet"/>
-        <w:spacing w:after="60"/>
-      </w:pPr>
-      <w:r>
-        <w:rPr>
-          <w:rFonts w:ascii="Calibri" w:hAnsi="Calibri" w:eastAsia="Calibri"/>
-          <w:b w:val="0"/>
-          <w:i w:val="0"/>
-          <w:color w:val="1E2F38"/>
-          <w:sz w:val="22"/>
-        </w:rPr>
-        <w:t>Recruitment pipeline for women technologists</w:t>
-      </w:r>
-    </w:p>
-    <w:p>
-      <w:pPr>
-        <w:pStyle w:val="ListBullet"/>
-        <w:spacing w:after="60"/>
-      </w:pPr>
-      <w:r>
-        <w:rPr>
-          <w:rFonts w:ascii="Calibri" w:hAnsi="Calibri" w:eastAsia="Calibri"/>
-          <w:b w:val="0"/>
-          <w:i w:val="0"/>
-          <w:color w:val="1E2F38"/>
-          <w:sz w:val="22"/>
-        </w:rPr>
-        <w:t>Local proof that deep tech can be built with and for communities</w:t>
-      </w:r>
-    </w:p>
-    <w:p>
-      <w:pPr>
-        <w:spacing w:before="180" w:after="100"/>
-      </w:pPr>
-      <w:r>
-        <w:rPr>
-          <w:rFonts w:ascii="Calibri" w:hAnsi="Calibri" w:eastAsia="Calibri"/>
-          <w:b/>
-          <w:i w:val="0"/>
-          <w:color w:val="0D6E6E"/>
-          <w:sz w:val="26"/>
-        </w:rPr>
-        <w:t>2.2 What the programme / partners gain</w:t>
-      </w:r>
-    </w:p>
-    <w:p>
-      <w:pPr>
-        <w:pStyle w:val="ListBullet"/>
-        <w:spacing w:after="60"/>
-      </w:pPr>
-      <w:r>
-        <w:rPr>
-          <w:rFonts w:ascii="Calibri" w:hAnsi="Calibri" w:eastAsia="Calibri"/>
-          <w:b w:val="0"/>
-          <w:i w:val="0"/>
-          <w:color w:val="1E2F38"/>
-          <w:sz w:val="22"/>
-        </w:rPr>
-        <w:t>A concrete HealthTech / AI challenge grounded in real CHW work</w:t>
-      </w:r>
-    </w:p>
-    <w:p>
-      <w:pPr>
-        <w:pStyle w:val="ListBullet"/>
-        <w:spacing w:after="60"/>
-      </w:pPr>
-      <w:r>
-        <w:rPr>
-          <w:rFonts w:ascii="Calibri" w:hAnsi="Calibri" w:eastAsia="Calibri"/>
-          <w:b w:val="0"/>
-          <w:i w:val="0"/>
-          <w:color w:val="1E2F38"/>
-          <w:sz w:val="22"/>
-        </w:rPr>
-        <w:t>Mentorship access from a live medical centre and outreach team</w:t>
-      </w:r>
-    </w:p>
-    <w:p>
-      <w:pPr>
-        <w:pStyle w:val="ListBullet"/>
-        <w:spacing w:after="60"/>
-      </w:pPr>
-      <w:r>
-        <w:rPr>
-          <w:rFonts w:ascii="Calibri" w:hAnsi="Calibri" w:eastAsia="Calibri"/>
-          <w:b w:val="0"/>
-          <w:i w:val="0"/>
-          <w:color w:val="1E2F38"/>
-          <w:sz w:val="22"/>
-        </w:rPr>
-        <w:t>Strong Kampala story aligned with GirlCode's six-country mission</w:t>
-      </w:r>
-    </w:p>
-    <w:p>
-      <w:pPr>
-        <w:pStyle w:val="ListBullet"/>
-        <w:spacing w:after="60"/>
-      </w:pPr>
-      <w:r>
-        <w:rPr>
-          <w:rFonts w:ascii="Calibri" w:hAnsi="Calibri" w:eastAsia="Calibri"/>
-          <w:b w:val="0"/>
-          <w:i w:val="0"/>
-          <w:color w:val="1E2F38"/>
-          <w:sz w:val="22"/>
-        </w:rPr>
-        <w:t>Path from hackathon demo to community impact, not shelfware</w:t>
-      </w:r>
-    </w:p>
-    <w:p>
-      <w:pPr>
-        <w:spacing w:before="280" w:after="100"/>
-      </w:pPr>
-      <w:r>
-        <w:rPr>
-          <w:rFonts w:ascii="Calibri" w:hAnsi="Calibri" w:eastAsia="Calibri"/>
-          <w:b/>
-          <w:i w:val="0"/>
-          <w:color w:val="0A1F2E"/>
-          <w:sz w:val="36"/>
-        </w:rPr>
-        <w:t>3. The Problem We Address</w:t>
-      </w:r>
-    </w:p>
-    <w:p>
-      <w:pPr>
-        <w:spacing w:before="80" w:after="40"/>
         <w:jc w:val="center"/>
       </w:pPr>
       <w:r>
         <w:drawing>
           <wp:inline xmlns:a="http://schemas.openxmlformats.org/drawingml/2006/main" xmlns:pic="http://schemas.openxmlformats.org/drawingml/2006/picture">
-            <wp:extent cx="3430225" cy="2286000"/>
+            <wp:extent cx="4665106" cy="3108960"/>
             <wp:docPr id="2" name="Picture 2"/>
             <wp:cNvGraphicFramePr>
               <a:graphicFrameLocks noChangeAspect="1"/>
@@ -761,7 +220,7 @@
               <a:graphicData uri="http://schemas.openxmlformats.org/drawingml/2006/picture">
                 <pic:pic>
                   <pic:nvPicPr>
-                    <pic:cNvPr id="0" name="reactive_clinic_opt.jpg"/>
+                    <pic:cNvPr id="0" name="data_flow_iso_labeled_opt.jpg"/>
                     <pic:cNvPicPr/>
                   </pic:nvPicPr>
                   <pic:blipFill>
@@ -773,7 +232,7 @@
                   <pic:spPr>
                     <a:xfrm>
                       <a:off x="0" y="0"/>
-                      <a:ext cx="3430225" cy="2286000"/>
+                      <a:ext cx="4665106" cy="3108960"/>
                     </a:xfrm>
                     <a:prstGeom prst="rect"/>
                   </pic:spPr>
@@ -786,7 +245,7 @@
     </w:p>
     <w:p>
       <w:pPr>
-        <w:spacing w:after="200" w:before="40" w:line="288" w:lineRule="auto"/>
+        <w:spacing w:after="200" w:line="293" w:lineRule="auto"/>
         <w:jc w:val="center"/>
       </w:pPr>
       <w:r>
@@ -797,12 +256,12 @@
           <w:color w:val="3A4A54"/>
           <w:sz w:val="18"/>
         </w:rPr>
-        <w:t>Reactive care waits for sickness before it responds</w:t>
+        <w:t>Community → CHW capture → FCHIP → action</w:t>
       </w:r>
     </w:p>
     <w:p>
       <w:pPr>
-        <w:spacing w:after="160" w:before="0" w:line="288" w:lineRule="auto"/>
+        <w:spacing w:after="160" w:line="293" w:lineRule="auto"/>
         <w:jc w:val="left"/>
       </w:pPr>
       <w:r>
@@ -813,12 +272,27 @@
           <w:color w:val="1E2F38"/>
           <w:sz w:val="22"/>
         </w:rPr>
-        <w:t>Hackathons often invent problems. Community health already has them: paper registers, late referrals, and invisible hotspots.</w:t>
+        <w:t>FCHIP connects last-mile health data to predictions: outbreaks, maternal risk, chronic hotspots, child health gaps, and medicine demand. Your hackathon prototype can plug into this vision — especially offline capture, alert UX, and maps.</w:t>
       </w:r>
     </w:p>
     <w:p>
       <w:pPr>
-        <w:spacing w:after="160" w:before="0" w:line="288" w:lineRule="auto"/>
+        <w:spacing w:before="280" w:after="120"/>
+      </w:pPr>
+      <w:r>
+        <w:rPr>
+          <w:rFonts w:ascii="Calibri" w:hAnsi="Calibri" w:eastAsia="Calibri"/>
+          <w:b/>
+          <w:i w:val="0"/>
+          <w:color w:val="0D6E6E"/>
+          <w:sz w:val="28"/>
+        </w:rPr>
+        <w:t>3.A Challenge A: Maternal risk early warning</w:t>
+      </w:r>
+    </w:p>
+    <w:p>
+      <w:pPr>
+        <w:spacing w:after="160" w:line="293" w:lineRule="auto"/>
         <w:jc w:val="left"/>
       </w:pPr>
       <w:r>
@@ -829,12 +303,122 @@
           <w:color w:val="1E2F38"/>
           <w:sz w:val="22"/>
         </w:rPr>
-        <w:t>Women builders deserve challenges that matter — and partners who can take good ideas into the field.</w:t>
+        <w:t>Problem: High-risk pregnancies are often found late. Can your team turn outreach-style signals (missed ANC, BP patterns, anaemia proxies) into timely CHW alerts?</w:t>
       </w:r>
     </w:p>
     <w:p>
       <w:pPr>
-        <w:spacing w:before="280" w:after="100"/>
+        <w:spacing w:after="160" w:line="293" w:lineRule="auto"/>
+        <w:jc w:val="left"/>
+      </w:pPr>
+      <w:r>
+        <w:rPr>
+          <w:rFonts w:ascii="Calibri" w:hAnsi="Calibri" w:eastAsia="Calibri"/>
+          <w:b w:val="0"/>
+          <w:i/>
+          <w:color w:val="3A4A54"/>
+          <w:sz w:val="22"/>
+        </w:rPr>
+        <w:t>Stretch goals: Explainable scores · offline-first · no stigma</w:t>
+      </w:r>
+    </w:p>
+    <w:p>
+      <w:pPr>
+        <w:spacing w:before="280" w:after="120"/>
+      </w:pPr>
+      <w:r>
+        <w:rPr>
+          <w:rFonts w:ascii="Calibri" w:hAnsi="Calibri" w:eastAsia="Calibri"/>
+          <w:b/>
+          <w:i w:val="0"/>
+          <w:color w:val="0D6E6E"/>
+          <w:sz w:val="28"/>
+        </w:rPr>
+        <w:t>3.B Challenge B: Adolescent SRH companion</w:t>
+      </w:r>
+    </w:p>
+    <w:p>
+      <w:pPr>
+        <w:spacing w:after="160" w:line="293" w:lineRule="auto"/>
+        <w:jc w:val="left"/>
+      </w:pPr>
+      <w:r>
+        <w:rPr>
+          <w:rFonts w:ascii="Calibri" w:hAnsi="Calibri" w:eastAsia="Calibri"/>
+          <w:b w:val="0"/>
+          <w:i w:val="0"/>
+          <w:color w:val="1E2F38"/>
+          <w:sz w:val="22"/>
+        </w:rPr>
+        <w:t>Problem: Adolescents need private, trusted SRH information and referral paths. Build a lightweight companion that works with school and community outreach — not against parents and CHWs.</w:t>
+      </w:r>
+    </w:p>
+    <w:p>
+      <w:pPr>
+        <w:spacing w:after="160" w:line="293" w:lineRule="auto"/>
+        <w:jc w:val="left"/>
+      </w:pPr>
+      <w:r>
+        <w:rPr>
+          <w:rFonts w:ascii="Calibri" w:hAnsi="Calibri" w:eastAsia="Calibri"/>
+          <w:b w:val="0"/>
+          <w:i/>
+          <w:color w:val="3A4A54"/>
+          <w:sz w:val="22"/>
+        </w:rPr>
+        <w:t>Stretch goals: Local languages · consent · safe escalation to FairBanks outreach</w:t>
+      </w:r>
+    </w:p>
+    <w:p>
+      <w:pPr>
+        <w:spacing w:before="280" w:after="120"/>
+      </w:pPr>
+      <w:r>
+        <w:rPr>
+          <w:rFonts w:ascii="Calibri" w:hAnsi="Calibri" w:eastAsia="Calibri"/>
+          <w:b/>
+          <w:i w:val="0"/>
+          <w:color w:val="0D6E6E"/>
+          <w:sz w:val="28"/>
+        </w:rPr>
+        <w:t>3.C Challenge C: Outbreak early signal</w:t>
+      </w:r>
+    </w:p>
+    <w:p>
+      <w:pPr>
+        <w:spacing w:after="160" w:line="293" w:lineRule="auto"/>
+        <w:jc w:val="left"/>
+      </w:pPr>
+      <w:r>
+        <w:rPr>
+          <w:rFonts w:ascii="Calibri" w:hAnsi="Calibri" w:eastAsia="Calibri"/>
+          <w:b w:val="0"/>
+          <w:i w:val="0"/>
+          <w:color w:val="1E2F38"/>
+          <w:sz w:val="22"/>
+        </w:rPr>
+        <w:t>Problem: When fever reports rise across neighbouring villages, clinics react too late. Can you cluster community reports and flag a possible surge before the pharmacy runs dry?</w:t>
+      </w:r>
+    </w:p>
+    <w:p>
+      <w:pPr>
+        <w:spacing w:after="160" w:line="293" w:lineRule="auto"/>
+        <w:jc w:val="left"/>
+      </w:pPr>
+      <w:r>
+        <w:rPr>
+          <w:rFonts w:ascii="Calibri" w:hAnsi="Calibri" w:eastAsia="Calibri"/>
+          <w:b w:val="0"/>
+          <w:i/>
+          <w:color w:val="3A4A54"/>
+          <w:sz w:val="22"/>
+        </w:rPr>
+        <w:t>Stretch goals: GIS view · simple rules + optional ML · stock-out prevention</w:t>
+      </w:r>
+    </w:p>
+    <w:p>
+      <w:pPr>
+        <w:spacing w:before="280" w:after="120"/>
       </w:pPr>
       <w:r>
         <w:rPr>
@@ -842,20 +426,19 @@
           <w:b/>
           <w:i w:val="0"/>
           <w:color w:val="0A1F2E"/>
-          <w:sz w:val="36"/>
+          <w:sz w:val="40"/>
         </w:rPr>
-        <w:t>4. Our Solution: FCHIP &amp; Community Reach</w:t>
+        <w:t>4. Data, APIs, and mentorship from FairBanks</w:t>
       </w:r>
     </w:p>
     <w:p>
       <w:pPr>
-        <w:spacing w:before="80" w:after="40"/>
         <w:jc w:val="center"/>
       </w:pPr>
       <w:r>
         <w:drawing>
           <wp:inline xmlns:a="http://schemas.openxmlformats.org/drawingml/2006/main" xmlns:pic="http://schemas.openxmlformats.org/drawingml/2006/picture">
-            <wp:extent cx="4390688" cy="2926080"/>
+            <wp:extent cx="4663440" cy="3108960"/>
             <wp:docPr id="3" name="Picture 3"/>
             <wp:cNvGraphicFramePr>
               <a:graphicFrameLocks noChangeAspect="1"/>
@@ -864,7 +447,7 @@
               <a:graphicData uri="http://schemas.openxmlformats.org/drawingml/2006/picture">
                 <pic:pic>
                   <pic:nvPicPr>
-                    <pic:cNvPr id="0" name="data_flow_iso_labeled_opt.jpg"/>
+                    <pic:cNvPr id="0" name="indoor_training_audience_01_opt.jpg"/>
                     <pic:cNvPicPr/>
                   </pic:nvPicPr>
                   <pic:blipFill>
@@ -876,7 +459,7 @@
                   <pic:spPr>
                     <a:xfrm>
                       <a:off x="0" y="0"/>
-                      <a:ext cx="4390688" cy="2926080"/>
+                      <a:ext cx="4663440" cy="3108960"/>
                     </a:xfrm>
                     <a:prstGeom prst="rect"/>
                   </pic:spPr>
@@ -889,7 +472,7 @@
     </w:p>
     <w:p>
       <w:pPr>
-        <w:spacing w:after="200" w:before="40" w:line="288" w:lineRule="auto"/>
+        <w:spacing w:after="200" w:line="293" w:lineRule="auto"/>
         <w:jc w:val="center"/>
       </w:pPr>
       <w:r>
@@ -900,12 +483,147 @@
           <w:color w:val="3A4A54"/>
           <w:sz w:val="18"/>
         </w:rPr>
-        <w:t>Community signals → capture → FCHIP intelligence → action</w:t>
+        <w:t>Mentorship during the hackathon — clinicians + outreach leads</w:t>
       </w:r>
     </w:p>
     <w:p>
       <w:pPr>
-        <w:spacing w:after="160" w:before="0" w:line="288" w:lineRule="auto"/>
+        <w:pStyle w:val="ListBullet"/>
+      </w:pPr>
+      <w:r>
+        <w:rPr>
+          <w:rFonts w:ascii="Calibri" w:hAnsi="Calibri" w:eastAsia="Calibri"/>
+          <w:b w:val="0"/>
+          <w:i w:val="0"/>
+          <w:color w:val="1E2F38"/>
+          <w:sz w:val="22"/>
+        </w:rPr>
+        <w:t>FairBanks clinicians and outreach leads on realistic workflows</w:t>
+      </w:r>
+    </w:p>
+    <w:p>
+      <w:pPr>
+        <w:pStyle w:val="ListBullet"/>
+      </w:pPr>
+      <w:r>
+        <w:rPr>
+          <w:rFonts w:ascii="Calibri" w:hAnsi="Calibri" w:eastAsia="Calibri"/>
+          <w:b w:val="0"/>
+          <w:i w:val="0"/>
+          <w:color w:val="1E2F38"/>
+          <w:sz w:val="22"/>
+        </w:rPr>
+        <w:t>Sample (anonymised) data schemas from CHW capture — not raw patient records</w:t>
+      </w:r>
+    </w:p>
+    <w:p>
+      <w:pPr>
+        <w:pStyle w:val="ListBullet"/>
+      </w:pPr>
+      <w:r>
+        <w:rPr>
+          <w:rFonts w:ascii="Calibri" w:hAnsi="Calibri" w:eastAsia="Calibri"/>
+          <w:b w:val="0"/>
+          <w:i w:val="0"/>
+          <w:color w:val="1E2F38"/>
+          <w:sz w:val="22"/>
+        </w:rPr>
+        <w:t>Office hours during the hackathon on UX for low-literacy and offline settings</w:t>
+      </w:r>
+    </w:p>
+    <w:p>
+      <w:pPr>
+        <w:pStyle w:val="ListBullet"/>
+      </w:pPr>
+      <w:r>
+        <w:rPr>
+          <w:rFonts w:ascii="Calibri" w:hAnsi="Calibri" w:eastAsia="Calibri"/>
+          <w:b w:val="0"/>
+          <w:i w:val="0"/>
+          <w:color w:val="1E2F38"/>
+          <w:sz w:val="22"/>
+        </w:rPr>
+        <w:t>Path to continue building with FairBanks if your MVP wins locally or regionally</w:t>
+      </w:r>
+    </w:p>
+    <w:p>
+      <w:pPr>
+        <w:spacing w:before="280" w:after="120"/>
+      </w:pPr>
+      <w:r>
+        <w:rPr>
+          <w:rFonts w:ascii="Calibri" w:hAnsi="Calibri" w:eastAsia="Calibri"/>
+          <w:b/>
+          <w:i w:val="0"/>
+          <w:color w:val="0A1F2E"/>
+          <w:sz w:val="40"/>
+        </w:rPr>
+        <w:t>5. What strong teams walk away with</w:t>
+      </w:r>
+    </w:p>
+    <w:p>
+      <w:pPr>
+        <w:pStyle w:val="ListBullet"/>
+      </w:pPr>
+      <w:r>
+        <w:rPr>
+          <w:rFonts w:ascii="Calibri" w:hAnsi="Calibri" w:eastAsia="Calibri"/>
+          <w:b w:val="0"/>
+          <w:i w:val="0"/>
+          <w:color w:val="1E2F38"/>
+          <w:sz w:val="22"/>
+        </w:rPr>
+        <w:t>Real community health problem statements grounded in Kampala outreach</w:t>
+      </w:r>
+    </w:p>
+    <w:p>
+      <w:pPr>
+        <w:pStyle w:val="ListBullet"/>
+      </w:pPr>
+      <w:r>
+        <w:rPr>
+          <w:rFonts w:ascii="Calibri" w:hAnsi="Calibri" w:eastAsia="Calibri"/>
+          <w:b w:val="0"/>
+          <w:i w:val="0"/>
+          <w:color w:val="1E2F38"/>
+          <w:sz w:val="22"/>
+        </w:rPr>
+        <w:t>Mentorship from an operating medical centre — not a fictional case study</w:t>
+      </w:r>
+    </w:p>
+    <w:p>
+      <w:pPr>
+        <w:pStyle w:val="ListBullet"/>
+      </w:pPr>
+      <w:r>
+        <w:rPr>
+          <w:rFonts w:ascii="Calibri" w:hAnsi="Calibri" w:eastAsia="Calibri"/>
+          <w:b w:val="0"/>
+          <w:i w:val="0"/>
+          <w:color w:val="1E2F38"/>
+          <w:sz w:val="22"/>
+        </w:rPr>
+        <w:t>Portfolio project with social impact narrative for jobs and investors</w:t>
+      </w:r>
+    </w:p>
+    <w:p>
+      <w:pPr>
+        <w:pStyle w:val="ListBullet"/>
+      </w:pPr>
+      <w:r>
+        <w:rPr>
+          <w:rFonts w:ascii="Calibri" w:hAnsi="Calibri" w:eastAsia="Calibri"/>
+          <w:b w:val="0"/>
+          <w:i w:val="0"/>
+          <w:color w:val="1E2F38"/>
+          <w:sz w:val="22"/>
+        </w:rPr>
+        <w:t>Visibility with FairBanks partners in maternal, adolescent, and NCD work</w:t>
+      </w:r>
+    </w:p>
+    <w:p>
+      <w:pPr>
+        <w:spacing w:after="160" w:line="293" w:lineRule="auto"/>
         <w:jc w:val="left"/>
       </w:pPr>
       <w:r>
@@ -916,780 +634,17 @@
           <w:color w:val="1E2F38"/>
           <w:sz w:val="22"/>
         </w:rPr>
-        <w:t>We propose an FCHIP challenge track: build lightweight AI-assisted tools for CHWs — symptom triage helpers, risk dashboards, or local-language education bots — designed for low connectivity.</w:t>
+        <w:t>GirlCode gains fresh AI-powered prototypes on maternal and adolescent health — FairBanks gains talented women builders stress-testing FCHIP ideas in a 30-hour sprint. That is how ecosystems grow.</w:t>
       </w:r>
     </w:p>
     <w:p>
       <w:pPr>
-        <w:spacing w:after="160" w:before="0" w:line="288" w:lineRule="auto"/>
-        <w:jc w:val="left"/>
-      </w:pPr>
-      <w:r>
-        <w:rPr>
-          <w:rFonts w:ascii="Calibri" w:hAnsi="Calibri" w:eastAsia="Calibri"/>
-          <w:b w:val="0"/>
-          <w:i w:val="0"/>
-          <w:color w:val="1E2F38"/>
-          <w:sz w:val="22"/>
-        </w:rPr>
-        <w:t>FairBanks mentors provide clinical and community context during the Kampala weekend.</w:t>
-      </w:r>
-    </w:p>
-    <w:p>
-      <w:pPr>
-        <w:spacing w:before="180" w:after="100"/>
-      </w:pPr>
-      <w:r>
-        <w:rPr>
-          <w:rFonts w:ascii="Calibri" w:hAnsi="Calibri" w:eastAsia="Calibri"/>
-          <w:b/>
-          <w:i w:val="0"/>
-          <w:color w:val="0D6E6E"/>
-          <w:sz w:val="26"/>
-        </w:rPr>
-        <w:t>4.1 Deep technology core</w:t>
-      </w:r>
-    </w:p>
-    <w:tbl>
-      <w:tblPr>
-        <w:tblW w:type="auto" w:w="0"/>
-        <w:jc w:val="center"/>
-        <w:tblLook w:firstColumn="1" w:firstRow="1" w:lastColumn="0" w:lastRow="0" w:noHBand="0" w:noVBand="1" w:val="04A0"/>
-      </w:tblPr>
-      <w:tblGrid>
-        <w:gridCol w:w="4896"/>
-        <w:gridCol w:w="4896"/>
-      </w:tblGrid>
-      <w:tr>
-        <w:tc>
-          <w:tcPr>
-            <w:tcW w:type="dxa" w:w="3168"/>
-            <w:shd w:fill="0D6E6E"/>
-            <w:tcBorders>
-              <w:top w:val="single" w:sz="8" w:color="0D6E6E"/>
-              <w:left w:val="single" w:sz="8" w:color="0D6E6E"/>
-              <w:bottom w:val="single" w:sz="8" w:color="0D6E6E"/>
-              <w:right w:val="single" w:sz="8" w:color="0D6E6E"/>
-            </w:tcBorders>
-          </w:tcPr>
-          <w:p>
-            <w:r/>
-            <w:r>
-              <w:rPr>
-                <w:rFonts w:ascii="Calibri" w:hAnsi="Calibri" w:eastAsia="Calibri"/>
-                <w:b/>
-                <w:i w:val="0"/>
-                <w:color w:val="FFFFFF"/>
-                <w:sz w:val="20"/>
-              </w:rPr>
-              <w:t>Technology</w:t>
-            </w:r>
-          </w:p>
-        </w:tc>
-        <w:tc>
-          <w:tcPr>
-            <w:tcW w:type="dxa" w:w="6048"/>
-            <w:shd w:fill="0D6E6E"/>
-            <w:tcBorders>
-              <w:top w:val="single" w:sz="8" w:color="0D6E6E"/>
-              <w:left w:val="single" w:sz="8" w:color="0D6E6E"/>
-              <w:bottom w:val="single" w:sz="8" w:color="0D6E6E"/>
-              <w:right w:val="single" w:sz="8" w:color="0D6E6E"/>
-            </w:tcBorders>
-          </w:tcPr>
-          <w:p>
-            <w:r/>
-            <w:r>
-              <w:rPr>
-                <w:rFonts w:ascii="Calibri" w:hAnsi="Calibri" w:eastAsia="Calibri"/>
-                <w:b/>
-                <w:i w:val="0"/>
-                <w:color w:val="FFFFFF"/>
-                <w:sz w:val="20"/>
-              </w:rPr>
-              <w:t>Role</w:t>
-            </w:r>
-          </w:p>
-        </w:tc>
-      </w:tr>
-      <w:tr>
-        <w:tc>
-          <w:tcPr>
-            <w:tcW w:type="dxa" w:w="3168"/>
-            <w:tcBorders>
-              <w:top w:val="single" w:sz="8" w:color="D0DCDC"/>
-              <w:left w:val="single" w:sz="8" w:color="D0DCDC"/>
-              <w:bottom w:val="single" w:sz="8" w:color="D0DCDC"/>
-              <w:right w:val="single" w:sz="8" w:color="D0DCDC"/>
-            </w:tcBorders>
-          </w:tcPr>
-          <w:p>
-            <w:r/>
-            <w:r>
-              <w:rPr>
-                <w:rFonts w:ascii="Calibri" w:hAnsi="Calibri" w:eastAsia="Calibri"/>
-                <w:b w:val="0"/>
-                <w:i w:val="0"/>
-                <w:color w:val="1E2F38"/>
-                <w:sz w:val="20"/>
-              </w:rPr>
-              <w:t>Artificial Intelligence</w:t>
-            </w:r>
-          </w:p>
-        </w:tc>
-        <w:tc>
-          <w:tcPr>
-            <w:tcW w:type="dxa" w:w="6048"/>
-            <w:tcBorders>
-              <w:top w:val="single" w:sz="8" w:color="D0DCDC"/>
-              <w:left w:val="single" w:sz="8" w:color="D0DCDC"/>
-              <w:bottom w:val="single" w:sz="8" w:color="D0DCDC"/>
-              <w:right w:val="single" w:sz="8" w:color="D0DCDC"/>
-            </w:tcBorders>
-          </w:tcPr>
-          <w:p>
-            <w:r/>
-            <w:r>
-              <w:rPr>
-                <w:rFonts w:ascii="Calibri" w:hAnsi="Calibri" w:eastAsia="Calibri"/>
-                <w:b w:val="0"/>
-                <w:i w:val="0"/>
-                <w:color w:val="1E2F38"/>
-                <w:sz w:val="20"/>
-              </w:rPr>
-              <w:t>Outbreak early warning; maternal and NCD risk scoring</w:t>
-            </w:r>
-          </w:p>
-        </w:tc>
-      </w:tr>
-      <w:tr>
-        <w:tc>
-          <w:tcPr>
-            <w:tcW w:type="dxa" w:w="3168"/>
-            <w:shd w:fill="F7F5F0"/>
-            <w:tcBorders>
-              <w:top w:val="single" w:sz="8" w:color="D0DCDC"/>
-              <w:left w:val="single" w:sz="8" w:color="D0DCDC"/>
-              <w:bottom w:val="single" w:sz="8" w:color="D0DCDC"/>
-              <w:right w:val="single" w:sz="8" w:color="D0DCDC"/>
-            </w:tcBorders>
-          </w:tcPr>
-          <w:p>
-            <w:r/>
-            <w:r>
-              <w:rPr>
-                <w:rFonts w:ascii="Calibri" w:hAnsi="Calibri" w:eastAsia="Calibri"/>
-                <w:b w:val="0"/>
-                <w:i w:val="0"/>
-                <w:color w:val="1E2F38"/>
-                <w:sz w:val="20"/>
-              </w:rPr>
-              <w:t>Machine Learning</w:t>
-            </w:r>
-          </w:p>
-        </w:tc>
-        <w:tc>
-          <w:tcPr>
-            <w:tcW w:type="dxa" w:w="6048"/>
-            <w:shd w:fill="F7F5F0"/>
-            <w:tcBorders>
-              <w:top w:val="single" w:sz="8" w:color="D0DCDC"/>
-              <w:left w:val="single" w:sz="8" w:color="D0DCDC"/>
-              <w:bottom w:val="single" w:sz="8" w:color="D0DCDC"/>
-              <w:right w:val="single" w:sz="8" w:color="D0DCDC"/>
-            </w:tcBorders>
-          </w:tcPr>
-          <w:p>
-            <w:r/>
-            <w:r>
-              <w:rPr>
-                <w:rFonts w:ascii="Calibri" w:hAnsi="Calibri" w:eastAsia="Calibri"/>
-                <w:b w:val="0"/>
-                <w:i w:val="0"/>
-                <w:color w:val="1E2F38"/>
-                <w:sz w:val="20"/>
-              </w:rPr>
-              <w:t>Learn from community patterns, seasons, and outreach outcomes</w:t>
-            </w:r>
-          </w:p>
-        </w:tc>
-      </w:tr>
-      <w:tr>
-        <w:tc>
-          <w:tcPr>
-            <w:tcW w:type="dxa" w:w="3168"/>
-            <w:tcBorders>
-              <w:top w:val="single" w:sz="8" w:color="D0DCDC"/>
-              <w:left w:val="single" w:sz="8" w:color="D0DCDC"/>
-              <w:bottom w:val="single" w:sz="8" w:color="D0DCDC"/>
-              <w:right w:val="single" w:sz="8" w:color="D0DCDC"/>
-            </w:tcBorders>
-          </w:tcPr>
-          <w:p>
-            <w:r/>
-            <w:r>
-              <w:rPr>
-                <w:rFonts w:ascii="Calibri" w:hAnsi="Calibri" w:eastAsia="Calibri"/>
-                <w:b w:val="0"/>
-                <w:i w:val="0"/>
-                <w:color w:val="1E2F38"/>
-                <w:sz w:val="20"/>
-              </w:rPr>
-              <w:t>GIS Mapping</w:t>
-            </w:r>
-          </w:p>
-        </w:tc>
-        <w:tc>
-          <w:tcPr>
-            <w:tcW w:type="dxa" w:w="6048"/>
-            <w:tcBorders>
-              <w:top w:val="single" w:sz="8" w:color="D0DCDC"/>
-              <w:left w:val="single" w:sz="8" w:color="D0DCDC"/>
-              <w:bottom w:val="single" w:sz="8" w:color="D0DCDC"/>
-              <w:right w:val="single" w:sz="8" w:color="D0DCDC"/>
-            </w:tcBorders>
-          </w:tcPr>
-          <w:p>
-            <w:r/>
-            <w:r>
-              <w:rPr>
-                <w:rFonts w:ascii="Calibri" w:hAnsi="Calibri" w:eastAsia="Calibri"/>
-                <w:b w:val="0"/>
-                <w:i w:val="0"/>
-                <w:color w:val="1E2F38"/>
-                <w:sz w:val="20"/>
-              </w:rPr>
-              <w:t>Disease distribution, hotspots, and resource gaps</w:t>
-            </w:r>
-          </w:p>
-        </w:tc>
-      </w:tr>
-      <w:tr>
-        <w:tc>
-          <w:tcPr>
-            <w:tcW w:type="dxa" w:w="3168"/>
-            <w:shd w:fill="F7F5F0"/>
-            <w:tcBorders>
-              <w:top w:val="single" w:sz="8" w:color="D0DCDC"/>
-              <w:left w:val="single" w:sz="8" w:color="D0DCDC"/>
-              <w:bottom w:val="single" w:sz="8" w:color="D0DCDC"/>
-              <w:right w:val="single" w:sz="8" w:color="D0DCDC"/>
-            </w:tcBorders>
-          </w:tcPr>
-          <w:p>
-            <w:r/>
-            <w:r>
-              <w:rPr>
-                <w:rFonts w:ascii="Calibri" w:hAnsi="Calibri" w:eastAsia="Calibri"/>
-                <w:b w:val="0"/>
-                <w:i w:val="0"/>
-                <w:color w:val="1E2F38"/>
-                <w:sz w:val="20"/>
-              </w:rPr>
-              <w:t>Mobile Data Collection</w:t>
-            </w:r>
-          </w:p>
-        </w:tc>
-        <w:tc>
-          <w:tcPr>
-            <w:tcW w:type="dxa" w:w="6048"/>
-            <w:shd w:fill="F7F5F0"/>
-            <w:tcBorders>
-              <w:top w:val="single" w:sz="8" w:color="D0DCDC"/>
-              <w:left w:val="single" w:sz="8" w:color="D0DCDC"/>
-              <w:bottom w:val="single" w:sz="8" w:color="D0DCDC"/>
-              <w:right w:val="single" w:sz="8" w:color="D0DCDC"/>
-            </w:tcBorders>
-          </w:tcPr>
-          <w:p>
-            <w:r/>
-            <w:r>
-              <w:rPr>
-                <w:rFonts w:ascii="Calibri" w:hAnsi="Calibri" w:eastAsia="Calibri"/>
-                <w:b w:val="0"/>
-                <w:i w:val="0"/>
-                <w:color w:val="1E2F38"/>
-                <w:sz w:val="20"/>
-              </w:rPr>
-              <w:t>Offline-capable CHW/VHT capture at household level</w:t>
-            </w:r>
-          </w:p>
-        </w:tc>
-      </w:tr>
-      <w:tr>
-        <w:tc>
-          <w:tcPr>
-            <w:tcW w:type="dxa" w:w="3168"/>
-            <w:tcBorders>
-              <w:top w:val="single" w:sz="8" w:color="D0DCDC"/>
-              <w:left w:val="single" w:sz="8" w:color="D0DCDC"/>
-              <w:bottom w:val="single" w:sz="8" w:color="D0DCDC"/>
-              <w:right w:val="single" w:sz="8" w:color="D0DCDC"/>
-            </w:tcBorders>
-          </w:tcPr>
-          <w:p>
-            <w:r/>
-            <w:r>
-              <w:rPr>
-                <w:rFonts w:ascii="Calibri" w:hAnsi="Calibri" w:eastAsia="Calibri"/>
-                <w:b w:val="0"/>
-                <w:i w:val="0"/>
-                <w:color w:val="1E2F38"/>
-                <w:sz w:val="20"/>
-              </w:rPr>
-              <w:t>Cloud Computing</w:t>
-            </w:r>
-          </w:p>
-        </w:tc>
-        <w:tc>
-          <w:tcPr>
-            <w:tcW w:type="dxa" w:w="6048"/>
-            <w:tcBorders>
-              <w:top w:val="single" w:sz="8" w:color="D0DCDC"/>
-              <w:left w:val="single" w:sz="8" w:color="D0DCDC"/>
-              <w:bottom w:val="single" w:sz="8" w:color="D0DCDC"/>
-              <w:right w:val="single" w:sz="8" w:color="D0DCDC"/>
-            </w:tcBorders>
-          </w:tcPr>
-          <w:p>
-            <w:r/>
-            <w:r>
-              <w:rPr>
-                <w:rFonts w:ascii="Calibri" w:hAnsi="Calibri" w:eastAsia="Calibri"/>
-                <w:b w:val="0"/>
-                <w:i w:val="0"/>
-                <w:color w:val="1E2F38"/>
-                <w:sz w:val="20"/>
-              </w:rPr>
-              <w:t>Secure sync across facilities and partners</w:t>
-            </w:r>
-          </w:p>
-        </w:tc>
-      </w:tr>
-      <w:tr>
-        <w:tc>
-          <w:tcPr>
-            <w:tcW w:type="dxa" w:w="3168"/>
-            <w:shd w:fill="F7F5F0"/>
-            <w:tcBorders>
-              <w:top w:val="single" w:sz="8" w:color="D0DCDC"/>
-              <w:left w:val="single" w:sz="8" w:color="D0DCDC"/>
-              <w:bottom w:val="single" w:sz="8" w:color="D0DCDC"/>
-              <w:right w:val="single" w:sz="8" w:color="D0DCDC"/>
-            </w:tcBorders>
-          </w:tcPr>
-          <w:p>
-            <w:r/>
-            <w:r>
-              <w:rPr>
-                <w:rFonts w:ascii="Calibri" w:hAnsi="Calibri" w:eastAsia="Calibri"/>
-                <w:b w:val="0"/>
-                <w:i w:val="0"/>
-                <w:color w:val="1E2F38"/>
-                <w:sz w:val="20"/>
-              </w:rPr>
-              <w:t>Analytics Dashboards</w:t>
-            </w:r>
-          </w:p>
-        </w:tc>
-        <w:tc>
-          <w:tcPr>
-            <w:tcW w:type="dxa" w:w="6048"/>
-            <w:shd w:fill="F7F5F0"/>
-            <w:tcBorders>
-              <w:top w:val="single" w:sz="8" w:color="D0DCDC"/>
-              <w:left w:val="single" w:sz="8" w:color="D0DCDC"/>
-              <w:bottom w:val="single" w:sz="8" w:color="D0DCDC"/>
-              <w:right w:val="single" w:sz="8" w:color="D0DCDC"/>
-            </w:tcBorders>
-          </w:tcPr>
-          <w:p>
-            <w:r/>
-            <w:r>
-              <w:rPr>
-                <w:rFonts w:ascii="Calibri" w:hAnsi="Calibri" w:eastAsia="Calibri"/>
-                <w:b w:val="0"/>
-                <w:i w:val="0"/>
-                <w:color w:val="1E2F38"/>
-                <w:sz w:val="20"/>
-              </w:rPr>
-              <w:t>Real-time views for clinics, districts, and NGOs</w:t>
-            </w:r>
-          </w:p>
-        </w:tc>
-      </w:tr>
-    </w:tbl>
-    <w:p/>
-    <w:p>
-      <w:pPr>
-        <w:spacing w:before="180" w:after="100"/>
-      </w:pPr>
-      <w:r>
-        <w:rPr>
-          <w:rFonts w:ascii="Calibri" w:hAnsi="Calibri" w:eastAsia="Calibri"/>
-          <w:b/>
-          <w:i w:val="0"/>
-          <w:color w:val="0D6E6E"/>
-          <w:sz w:val="26"/>
-        </w:rPr>
-        <w:t>4.2 Priority use cases for this call</w:t>
-      </w:r>
-    </w:p>
-    <w:p>
-      <w:pPr>
-        <w:spacing w:after="80" w:before="0" w:line="288" w:lineRule="auto"/>
-        <w:jc w:val="left"/>
-      </w:pPr>
-      <w:r>
-        <w:rPr>
-          <w:rFonts w:ascii="Calibri" w:hAnsi="Calibri" w:eastAsia="Calibri"/>
-          <w:b w:val="0"/>
-          <w:i w:val="0"/>
-          <w:color w:val="1E2F38"/>
-          <w:sz w:val="22"/>
-        </w:rPr>
-        <w:t>CHW co-pilot: Simple decision support for home visits.</w:t>
-      </w:r>
-    </w:p>
-    <w:p>
-      <w:pPr>
-        <w:spacing w:after="80" w:before="0" w:line="288" w:lineRule="auto"/>
-        <w:jc w:val="left"/>
-      </w:pPr>
-      <w:r>
-        <w:rPr>
-          <w:rFonts w:ascii="Calibri" w:hAnsi="Calibri" w:eastAsia="Calibri"/>
-          <w:b w:val="0"/>
-          <w:i w:val="0"/>
-          <w:color w:val="1E2F38"/>
-          <w:sz w:val="22"/>
-        </w:rPr>
-        <w:t>Hotspot sketch: Map fever or missed ANC clusters from sample data.</w:t>
-      </w:r>
-    </w:p>
-    <w:p>
-      <w:pPr>
-        <w:spacing w:after="80" w:before="0" w:line="288" w:lineRule="auto"/>
-        <w:jc w:val="left"/>
-      </w:pPr>
-      <w:r>
-        <w:rPr>
-          <w:rFonts w:ascii="Calibri" w:hAnsi="Calibri" w:eastAsia="Calibri"/>
-          <w:b w:val="0"/>
-          <w:i w:val="0"/>
-          <w:color w:val="1E2F38"/>
-          <w:sz w:val="22"/>
-        </w:rPr>
-        <w:t>Mother messages: Local-language tips linked to referral pathways.</w:t>
-      </w:r>
-    </w:p>
-    <w:p>
-      <w:pPr>
-        <w:spacing w:before="280" w:after="100"/>
-      </w:pPr>
-      <w:r>
-        <w:rPr>
-          <w:rFonts w:ascii="Calibri" w:hAnsi="Calibri" w:eastAsia="Calibri"/>
-          <w:b/>
-          <w:i w:val="0"/>
-          <w:color w:val="0A1F2E"/>
-          <w:sz w:val="36"/>
-        </w:rPr>
-        <w:t>5. Fit to Programme Criteria</w:t>
-      </w:r>
-    </w:p>
-    <w:tbl>
-      <w:tblPr>
-        <w:tblW w:type="auto" w:w="0"/>
-        <w:jc w:val="center"/>
-        <w:tblLook w:firstColumn="1" w:firstRow="1" w:lastColumn="0" w:lastRow="0" w:noHBand="0" w:noVBand="1" w:val="04A0"/>
-      </w:tblPr>
-      <w:tblGrid>
-        <w:gridCol w:w="4896"/>
-        <w:gridCol w:w="4896"/>
-      </w:tblGrid>
-      <w:tr>
-        <w:tc>
-          <w:tcPr>
-            <w:tcW w:type="dxa" w:w="3456"/>
-            <w:shd w:fill="0D6E6E"/>
-            <w:tcBorders>
-              <w:top w:val="single" w:sz="8" w:color="0D6E6E"/>
-              <w:left w:val="single" w:sz="8" w:color="0D6E6E"/>
-              <w:bottom w:val="single" w:sz="8" w:color="0D6E6E"/>
-              <w:right w:val="single" w:sz="8" w:color="0D6E6E"/>
-            </w:tcBorders>
-          </w:tcPr>
-          <w:p>
-            <w:r/>
-            <w:r>
-              <w:rPr>
-                <w:rFonts w:ascii="Calibri" w:hAnsi="Calibri" w:eastAsia="Calibri"/>
-                <w:b/>
-                <w:i w:val="0"/>
-                <w:color w:val="FFFFFF"/>
-                <w:sz w:val="20"/>
-              </w:rPr>
-              <w:t>Criterion / theme</w:t>
-            </w:r>
-          </w:p>
-        </w:tc>
-        <w:tc>
-          <w:tcPr>
-            <w:tcW w:type="dxa" w:w="5760"/>
-            <w:shd w:fill="0D6E6E"/>
-            <w:tcBorders>
-              <w:top w:val="single" w:sz="8" w:color="0D6E6E"/>
-              <w:left w:val="single" w:sz="8" w:color="0D6E6E"/>
-              <w:bottom w:val="single" w:sz="8" w:color="0D6E6E"/>
-              <w:right w:val="single" w:sz="8" w:color="0D6E6E"/>
-            </w:tcBorders>
-          </w:tcPr>
-          <w:p>
-            <w:r/>
-            <w:r>
-              <w:rPr>
-                <w:rFonts w:ascii="Calibri" w:hAnsi="Calibri" w:eastAsia="Calibri"/>
-                <w:b/>
-                <w:i w:val="0"/>
-                <w:color w:val="FFFFFF"/>
-                <w:sz w:val="20"/>
-              </w:rPr>
-              <w:t>How we respond</w:t>
-            </w:r>
-          </w:p>
-        </w:tc>
-      </w:tr>
-      <w:tr>
-        <w:tc>
-          <w:tcPr>
-            <w:tcW w:type="dxa" w:w="3456"/>
-            <w:tcBorders>
-              <w:top w:val="single" w:sz="8" w:color="D0DCDC"/>
-              <w:left w:val="single" w:sz="8" w:color="D0DCDC"/>
-              <w:bottom w:val="single" w:sz="8" w:color="D0DCDC"/>
-              <w:right w:val="single" w:sz="8" w:color="D0DCDC"/>
-            </w:tcBorders>
-          </w:tcPr>
-          <w:p>
-            <w:r/>
-            <w:r>
-              <w:rPr>
-                <w:rFonts w:ascii="Calibri" w:hAnsi="Calibri" w:eastAsia="Calibri"/>
-                <w:b w:val="0"/>
-                <w:i w:val="0"/>
-                <w:color w:val="1E2F38"/>
-                <w:sz w:val="20"/>
-              </w:rPr>
-              <w:t>Women innovators in AI</w:t>
-            </w:r>
-          </w:p>
-        </w:tc>
-        <w:tc>
-          <w:tcPr>
-            <w:tcW w:type="dxa" w:w="5760"/>
-            <w:tcBorders>
-              <w:top w:val="single" w:sz="8" w:color="D0DCDC"/>
-              <w:left w:val="single" w:sz="8" w:color="D0DCDC"/>
-              <w:bottom w:val="single" w:sz="8" w:color="D0DCDC"/>
-              <w:right w:val="single" w:sz="8" w:color="D0DCDC"/>
-            </w:tcBorders>
-          </w:tcPr>
-          <w:p>
-            <w:r/>
-            <w:r>
-              <w:rPr>
-                <w:rFonts w:ascii="Calibri" w:hAnsi="Calibri" w:eastAsia="Calibri"/>
-                <w:b w:val="0"/>
-                <w:i w:val="0"/>
-                <w:color w:val="1E2F38"/>
-                <w:sz w:val="20"/>
-              </w:rPr>
-              <w:t>Team and challenge designed for women builders</w:t>
-            </w:r>
-          </w:p>
-        </w:tc>
-      </w:tr>
-      <w:tr>
-        <w:tc>
-          <w:tcPr>
-            <w:tcW w:type="dxa" w:w="3456"/>
-            <w:shd w:fill="F7F5F0"/>
-            <w:tcBorders>
-              <w:top w:val="single" w:sz="8" w:color="D0DCDC"/>
-              <w:left w:val="single" w:sz="8" w:color="D0DCDC"/>
-              <w:bottom w:val="single" w:sz="8" w:color="D0DCDC"/>
-              <w:right w:val="single" w:sz="8" w:color="D0DCDC"/>
-            </w:tcBorders>
-          </w:tcPr>
-          <w:p>
-            <w:r/>
-            <w:r>
-              <w:rPr>
-                <w:rFonts w:ascii="Calibri" w:hAnsi="Calibri" w:eastAsia="Calibri"/>
-                <w:b w:val="0"/>
-                <w:i w:val="0"/>
-                <w:color w:val="1E2F38"/>
-                <w:sz w:val="20"/>
-              </w:rPr>
-              <w:t>Kampala event 5–6 Sep 2026</w:t>
-            </w:r>
-          </w:p>
-        </w:tc>
-        <w:tc>
-          <w:tcPr>
-            <w:tcW w:type="dxa" w:w="5760"/>
-            <w:shd w:fill="F7F5F0"/>
-            <w:tcBorders>
-              <w:top w:val="single" w:sz="8" w:color="D0DCDC"/>
-              <w:left w:val="single" w:sz="8" w:color="D0DCDC"/>
-              <w:bottom w:val="single" w:sz="8" w:color="D0DCDC"/>
-              <w:right w:val="single" w:sz="8" w:color="D0DCDC"/>
-            </w:tcBorders>
-          </w:tcPr>
-          <w:p>
-            <w:r/>
-            <w:r>
-              <w:rPr>
-                <w:rFonts w:ascii="Calibri" w:hAnsi="Calibri" w:eastAsia="Calibri"/>
-                <w:b w:val="0"/>
-                <w:i w:val="0"/>
-                <w:color w:val="1E2F38"/>
-                <w:sz w:val="20"/>
-              </w:rPr>
-              <w:t>Local presence at UICT Nakawa</w:t>
-            </w:r>
-          </w:p>
-        </w:tc>
-      </w:tr>
-      <w:tr>
-        <w:tc>
-          <w:tcPr>
-            <w:tcW w:type="dxa" w:w="3456"/>
-            <w:tcBorders>
-              <w:top w:val="single" w:sz="8" w:color="D0DCDC"/>
-              <w:left w:val="single" w:sz="8" w:color="D0DCDC"/>
-              <w:bottom w:val="single" w:sz="8" w:color="D0DCDC"/>
-              <w:right w:val="single" w:sz="8" w:color="D0DCDC"/>
-            </w:tcBorders>
-          </w:tcPr>
-          <w:p>
-            <w:r/>
-            <w:r>
-              <w:rPr>
-                <w:rFonts w:ascii="Calibri" w:hAnsi="Calibri" w:eastAsia="Calibri"/>
-                <w:b w:val="0"/>
-                <w:i w:val="0"/>
-                <w:color w:val="1E2F38"/>
-                <w:sz w:val="20"/>
-              </w:rPr>
-              <w:t>Africa-wide GirlCode mission</w:t>
-            </w:r>
-          </w:p>
-        </w:tc>
-        <w:tc>
-          <w:tcPr>
-            <w:tcW w:type="dxa" w:w="5760"/>
-            <w:tcBorders>
-              <w:top w:val="single" w:sz="8" w:color="D0DCDC"/>
-              <w:left w:val="single" w:sz="8" w:color="D0DCDC"/>
-              <w:bottom w:val="single" w:sz="8" w:color="D0DCDC"/>
-              <w:right w:val="single" w:sz="8" w:color="D0DCDC"/>
-            </w:tcBorders>
-          </w:tcPr>
-          <w:p>
-            <w:r/>
-            <w:r>
-              <w:rPr>
-                <w:rFonts w:ascii="Calibri" w:hAnsi="Calibri" w:eastAsia="Calibri"/>
-                <w:b w:val="0"/>
-                <w:i w:val="0"/>
-                <w:color w:val="1E2F38"/>
-                <w:sz w:val="20"/>
-              </w:rPr>
-              <w:t>Uganda chapter contributes a HealthTech flagship challenge</w:t>
-            </w:r>
-          </w:p>
-        </w:tc>
-      </w:tr>
-      <w:tr>
-        <w:tc>
-          <w:tcPr>
-            <w:tcW w:type="dxa" w:w="3456"/>
-            <w:shd w:fill="F7F5F0"/>
-            <w:tcBorders>
-              <w:top w:val="single" w:sz="8" w:color="D0DCDC"/>
-              <w:left w:val="single" w:sz="8" w:color="D0DCDC"/>
-              <w:bottom w:val="single" w:sz="8" w:color="D0DCDC"/>
-              <w:right w:val="single" w:sz="8" w:color="D0DCDC"/>
-            </w:tcBorders>
-          </w:tcPr>
-          <w:p>
-            <w:r/>
-            <w:r>
-              <w:rPr>
-                <w:rFonts w:ascii="Calibri" w:hAnsi="Calibri" w:eastAsia="Calibri"/>
-                <w:b w:val="0"/>
-                <w:i w:val="0"/>
-                <w:color w:val="1E2F38"/>
-                <w:sz w:val="20"/>
-              </w:rPr>
-              <w:t>Talent &amp; visibility</w:t>
-            </w:r>
-          </w:p>
-        </w:tc>
-        <w:tc>
-          <w:tcPr>
-            <w:tcW w:type="dxa" w:w="5760"/>
-            <w:shd w:fill="F7F5F0"/>
-            <w:tcBorders>
-              <w:top w:val="single" w:sz="8" w:color="D0DCDC"/>
-              <w:left w:val="single" w:sz="8" w:color="D0DCDC"/>
-              <w:bottom w:val="single" w:sz="8" w:color="D0DCDC"/>
-              <w:right w:val="single" w:sz="8" w:color="D0DCDC"/>
-            </w:tcBorders>
-          </w:tcPr>
-          <w:p>
-            <w:r/>
-            <w:r>
-              <w:rPr>
-                <w:rFonts w:ascii="Calibri" w:hAnsi="Calibri" w:eastAsia="Calibri"/>
-                <w:b w:val="0"/>
-                <w:i w:val="0"/>
-                <w:color w:val="1E2F38"/>
-                <w:sz w:val="20"/>
-              </w:rPr>
-              <w:t>FairBanks offers mentorship and follow-up pathways</w:t>
-            </w:r>
-          </w:p>
-        </w:tc>
-      </w:tr>
-    </w:tbl>
-    <w:p/>
-    <w:p>
-      <w:pPr>
-        <w:spacing w:before="280" w:after="100"/>
-      </w:pPr>
-      <w:r>
-        <w:rPr>
-          <w:rFonts w:ascii="Calibri" w:hAnsi="Calibri" w:eastAsia="Calibri"/>
-          <w:b/>
-          <w:i w:val="0"/>
-          <w:color w:val="0A1F2E"/>
-          <w:sz w:val="36"/>
-        </w:rPr>
-        <w:t>6. Why FairBanks Is Ready</w:t>
-      </w:r>
-    </w:p>
-    <w:p>
-      <w:pPr>
-        <w:spacing w:before="80" w:after="40"/>
         <w:jc w:val="center"/>
       </w:pPr>
       <w:r>
         <w:drawing>
           <wp:inline xmlns:a="http://schemas.openxmlformats.org/drawingml/2006/main" xmlns:pic="http://schemas.openxmlformats.org/drawingml/2006/picture">
-            <wp:extent cx="4390688" cy="2926080"/>
+            <wp:extent cx="4663440" cy="3108960"/>
             <wp:docPr id="4" name="Picture 4"/>
             <wp:cNvGraphicFramePr>
               <a:graphicFrameLocks noChangeAspect="1"/>
@@ -1698,7 +653,7 @@
               <a:graphicData uri="http://schemas.openxmlformats.org/drawingml/2006/picture">
                 <pic:pic>
                   <pic:nvPicPr>
-                    <pic:cNvPr id="0" name="outreach_facilitator_canopy_01_opt.jpg"/>
+                    <pic:cNvPr id="0" name="outreach_facilitator_group_01_opt.jpg"/>
                     <pic:cNvPicPr/>
                   </pic:nvPicPr>
                   <pic:blipFill>
@@ -1710,7 +665,7 @@
                   <pic:spPr>
                     <a:xfrm>
                       <a:off x="0" y="0"/>
-                      <a:ext cx="4390688" cy="2926080"/>
+                      <a:ext cx="4663440" cy="3108960"/>
                     </a:xfrm>
                     <a:prstGeom prst="rect"/>
                   </pic:spPr>
@@ -1723,7 +678,7 @@
     </w:p>
     <w:p>
       <w:pPr>
-        <w:spacing w:after="200" w:before="40" w:line="288" w:lineRule="auto"/>
+        <w:spacing w:after="200" w:line="293" w:lineRule="auto"/>
         <w:jc w:val="center"/>
       </w:pPr>
       <w:r>
@@ -1734,573 +689,12 @@
           <w:color w:val="3A4A54"/>
           <w:sz w:val="18"/>
         </w:rPr>
-        <w:t>Live outreach in Kampala-area communities</w:t>
+        <w:t>Build with us in Kampala — Your health, our mission.</w:t>
       </w:r>
     </w:p>
     <w:p>
       <w:pPr>
-        <w:pStyle w:val="ListBullet"/>
-        <w:spacing w:after="60"/>
-      </w:pPr>
-      <w:r>
-        <w:rPr>
-          <w:rFonts w:ascii="Calibri" w:hAnsi="Calibri" w:eastAsia="Calibri"/>
-          <w:b w:val="0"/>
-          <w:i w:val="0"/>
-          <w:color w:val="1E2F38"/>
-          <w:sz w:val="22"/>
-        </w:rPr>
-        <w:t>Functioning FairBanks Medical Centre with clinic, pharmacy, and diagnostics</w:t>
-      </w:r>
-    </w:p>
-    <w:p>
-      <w:pPr>
-        <w:pStyle w:val="ListBullet"/>
-        <w:spacing w:after="60"/>
-      </w:pPr>
-      <w:r>
-        <w:rPr>
-          <w:rFonts w:ascii="Calibri" w:hAnsi="Calibri" w:eastAsia="Calibri"/>
-          <w:b w:val="0"/>
-          <w:i w:val="0"/>
-          <w:color w:val="1E2F38"/>
-          <w:sz w:val="22"/>
-        </w:rPr>
-        <w:t>Active Community Reach outreach in Bukoto, Kyebando, Kisaasi, Kamwokya, Kikaaya</w:t>
-      </w:r>
-    </w:p>
-    <w:p>
-      <w:pPr>
-        <w:pStyle w:val="ListBullet"/>
-        <w:spacing w:after="60"/>
-      </w:pPr>
-      <w:r>
-        <w:rPr>
-          <w:rFonts w:ascii="Calibri" w:hAnsi="Calibri" w:eastAsia="Calibri"/>
-          <w:b w:val="0"/>
-          <w:i w:val="0"/>
-          <w:color w:val="1E2F38"/>
-          <w:sz w:val="22"/>
-        </w:rPr>
-        <w:t>Trusted CHW and VHT relationships for household visits and referrals</w:t>
-      </w:r>
-    </w:p>
-    <w:p>
-      <w:pPr>
-        <w:pStyle w:val="ListBullet"/>
-        <w:spacing w:after="60"/>
-      </w:pPr>
-      <w:r>
-        <w:rPr>
-          <w:rFonts w:ascii="Calibri" w:hAnsi="Calibri" w:eastAsia="Calibri"/>
-          <w:b w:val="0"/>
-          <w:i w:val="0"/>
-          <w:color w:val="1E2F38"/>
-          <w:sz w:val="22"/>
-        </w:rPr>
-        <w:t>Live programmes: maternal &amp; child health, Gericare, chronic-disease screening</w:t>
-      </w:r>
-    </w:p>
-    <w:p>
-      <w:pPr>
-        <w:pStyle w:val="ListBullet"/>
-        <w:spacing w:after="60"/>
-      </w:pPr>
-      <w:r>
-        <w:rPr>
-          <w:rFonts w:ascii="Calibri" w:hAnsi="Calibri" w:eastAsia="Calibri"/>
-          <w:b w:val="0"/>
-          <w:i w:val="0"/>
-          <w:color w:val="1E2F38"/>
-          <w:sz w:val="22"/>
-        </w:rPr>
-        <w:t>Digital health records and outreach data ready to feed FCHIP</w:t>
-      </w:r>
-    </w:p>
-    <w:p>
-      <w:pPr>
-        <w:pStyle w:val="ListBullet"/>
-        <w:spacing w:after="60"/>
-      </w:pPr>
-      <w:r>
-        <w:rPr>
-          <w:rFonts w:ascii="Calibri" w:hAnsi="Calibri" w:eastAsia="Calibri"/>
-          <w:b w:val="0"/>
-          <w:i w:val="0"/>
-          <w:color w:val="1E2F38"/>
-          <w:sz w:val="22"/>
-        </w:rPr>
-        <w:t>Research and partnership mindset for ethical, evidence-based scale</w:t>
-      </w:r>
-    </w:p>
-    <w:p>
-      <w:pPr>
-        <w:spacing w:before="280" w:after="100"/>
-      </w:pPr>
-      <w:r>
-        <w:rPr>
-          <w:rFonts w:ascii="Calibri" w:hAnsi="Calibri" w:eastAsia="Calibri"/>
-          <w:b/>
-          <w:i w:val="0"/>
-          <w:color w:val="0A1F2E"/>
-          <w:sz w:val="36"/>
-        </w:rPr>
-        <w:t>7. Proposed Plan</w:t>
-      </w:r>
-    </w:p>
-    <w:p>
-      <w:pPr>
-        <w:pStyle w:val="ListBullet"/>
-        <w:spacing w:after="60"/>
-      </w:pPr>
-      <w:r>
-        <w:rPr>
-          <w:rFonts w:ascii="Calibri" w:hAnsi="Calibri" w:eastAsia="Calibri"/>
-          <w:b w:val="0"/>
-          <w:i w:val="0"/>
-          <w:color w:val="1E2F38"/>
-          <w:sz w:val="22"/>
-        </w:rPr>
-        <w:t>Register Kampala team before the event weekend</w:t>
-      </w:r>
-    </w:p>
-    <w:p>
-      <w:pPr>
-        <w:pStyle w:val="ListBullet"/>
-        <w:spacing w:after="60"/>
-      </w:pPr>
-      <w:r>
-        <w:rPr>
-          <w:rFonts w:ascii="Calibri" w:hAnsi="Calibri" w:eastAsia="Calibri"/>
-          <w:b w:val="0"/>
-          <w:i w:val="0"/>
-          <w:color w:val="1E2F38"/>
-          <w:sz w:val="22"/>
-        </w:rPr>
-        <w:t>Publish a one-page FCHIP challenge brief for participants</w:t>
-      </w:r>
-    </w:p>
-    <w:p>
-      <w:pPr>
-        <w:pStyle w:val="ListBullet"/>
-        <w:spacing w:after="60"/>
-      </w:pPr>
-      <w:r>
-        <w:rPr>
-          <w:rFonts w:ascii="Calibri" w:hAnsi="Calibri" w:eastAsia="Calibri"/>
-          <w:b w:val="0"/>
-          <w:i w:val="0"/>
-          <w:color w:val="1E2F38"/>
-          <w:sz w:val="22"/>
-        </w:rPr>
-        <w:t>Provide on-site / virtual mentorship from FairBanks clinical and product leads</w:t>
-      </w:r>
-    </w:p>
-    <w:p>
-      <w:pPr>
-        <w:pStyle w:val="ListBullet"/>
-        <w:spacing w:after="60"/>
-      </w:pPr>
-      <w:r>
-        <w:rPr>
-          <w:rFonts w:ascii="Calibri" w:hAnsi="Calibri" w:eastAsia="Calibri"/>
-          <w:b w:val="0"/>
-          <w:i w:val="0"/>
-          <w:color w:val="1E2F38"/>
-          <w:sz w:val="22"/>
-        </w:rPr>
-        <w:t>Shortlist prototypes for post-hack follow-up and possible internship</w:t>
-      </w:r>
-    </w:p>
-    <w:p>
-      <w:pPr>
-        <w:spacing w:before="280" w:after="100"/>
-      </w:pPr>
-      <w:r>
-        <w:rPr>
-          <w:rFonts w:ascii="Calibri" w:hAnsi="Calibri" w:eastAsia="Calibri"/>
-          <w:b/>
-          <w:i w:val="0"/>
-          <w:color w:val="0A1F2E"/>
-          <w:sz w:val="36"/>
-        </w:rPr>
-        <w:t>8. Risks &amp; Safeguards</w:t>
-      </w:r>
-    </w:p>
-    <w:tbl>
-      <w:tblPr>
-        <w:tblW w:type="auto" w:w="0"/>
-        <w:jc w:val="center"/>
-        <w:tblLook w:firstColumn="1" w:firstRow="1" w:lastColumn="0" w:lastRow="0" w:noHBand="0" w:noVBand="1" w:val="04A0"/>
-      </w:tblPr>
-      <w:tblGrid>
-        <w:gridCol w:w="4896"/>
-        <w:gridCol w:w="4896"/>
-      </w:tblGrid>
-      <w:tr>
-        <w:tc>
-          <w:tcPr>
-            <w:tcW w:type="dxa" w:w="3456"/>
-            <w:shd w:fill="0D6E6E"/>
-            <w:tcBorders>
-              <w:top w:val="single" w:sz="8" w:color="0D6E6E"/>
-              <w:left w:val="single" w:sz="8" w:color="0D6E6E"/>
-              <w:bottom w:val="single" w:sz="8" w:color="0D6E6E"/>
-              <w:right w:val="single" w:sz="8" w:color="0D6E6E"/>
-            </w:tcBorders>
-          </w:tcPr>
-          <w:p>
-            <w:r/>
-            <w:r>
-              <w:rPr>
-                <w:rFonts w:ascii="Calibri" w:hAnsi="Calibri" w:eastAsia="Calibri"/>
-                <w:b/>
-                <w:i w:val="0"/>
-                <w:color w:val="FFFFFF"/>
-                <w:sz w:val="20"/>
-              </w:rPr>
-              <w:t>Risk</w:t>
-            </w:r>
-          </w:p>
-        </w:tc>
-        <w:tc>
-          <w:tcPr>
-            <w:tcW w:type="dxa" w:w="5760"/>
-            <w:shd w:fill="0D6E6E"/>
-            <w:tcBorders>
-              <w:top w:val="single" w:sz="8" w:color="0D6E6E"/>
-              <w:left w:val="single" w:sz="8" w:color="0D6E6E"/>
-              <w:bottom w:val="single" w:sz="8" w:color="0D6E6E"/>
-              <w:right w:val="single" w:sz="8" w:color="0D6E6E"/>
-            </w:tcBorders>
-          </w:tcPr>
-          <w:p>
-            <w:r/>
-            <w:r>
-              <w:rPr>
-                <w:rFonts w:ascii="Calibri" w:hAnsi="Calibri" w:eastAsia="Calibri"/>
-                <w:b/>
-                <w:i w:val="0"/>
-                <w:color w:val="FFFFFF"/>
-                <w:sz w:val="20"/>
-              </w:rPr>
-              <w:t>Mitigation</w:t>
-            </w:r>
-          </w:p>
-        </w:tc>
-      </w:tr>
-      <w:tr>
-        <w:tc>
-          <w:tcPr>
-            <w:tcW w:type="dxa" w:w="3456"/>
-            <w:tcBorders>
-              <w:top w:val="single" w:sz="8" w:color="D0DCDC"/>
-              <w:left w:val="single" w:sz="8" w:color="D0DCDC"/>
-              <w:bottom w:val="single" w:sz="8" w:color="D0DCDC"/>
-              <w:right w:val="single" w:sz="8" w:color="D0DCDC"/>
-            </w:tcBorders>
-          </w:tcPr>
-          <w:p>
-            <w:r/>
-            <w:r>
-              <w:rPr>
-                <w:rFonts w:ascii="Calibri" w:hAnsi="Calibri" w:eastAsia="Calibri"/>
-                <w:b w:val="0"/>
-                <w:i w:val="0"/>
-                <w:color w:val="1E2F38"/>
-                <w:sz w:val="20"/>
-              </w:rPr>
-              <w:t>Data quality in the field</w:t>
-            </w:r>
-          </w:p>
-        </w:tc>
-        <w:tc>
-          <w:tcPr>
-            <w:tcW w:type="dxa" w:w="5760"/>
-            <w:tcBorders>
-              <w:top w:val="single" w:sz="8" w:color="D0DCDC"/>
-              <w:left w:val="single" w:sz="8" w:color="D0DCDC"/>
-              <w:bottom w:val="single" w:sz="8" w:color="D0DCDC"/>
-              <w:right w:val="single" w:sz="8" w:color="D0DCDC"/>
-            </w:tcBorders>
-          </w:tcPr>
-          <w:p>
-            <w:r/>
-            <w:r>
-              <w:rPr>
-                <w:rFonts w:ascii="Calibri" w:hAnsi="Calibri" w:eastAsia="Calibri"/>
-                <w:b w:val="0"/>
-                <w:i w:val="0"/>
-                <w:color w:val="1E2F38"/>
-                <w:sz w:val="20"/>
-              </w:rPr>
-              <w:t>Structured forms, validation, CHW training and supervision</w:t>
-            </w:r>
-          </w:p>
-        </w:tc>
-      </w:tr>
-      <w:tr>
-        <w:tc>
-          <w:tcPr>
-            <w:tcW w:type="dxa" w:w="3456"/>
-            <w:shd w:fill="F7F5F0"/>
-            <w:tcBorders>
-              <w:top w:val="single" w:sz="8" w:color="D0DCDC"/>
-              <w:left w:val="single" w:sz="8" w:color="D0DCDC"/>
-              <w:bottom w:val="single" w:sz="8" w:color="D0DCDC"/>
-              <w:right w:val="single" w:sz="8" w:color="D0DCDC"/>
-            </w:tcBorders>
-          </w:tcPr>
-          <w:p>
-            <w:r/>
-            <w:r>
-              <w:rPr>
-                <w:rFonts w:ascii="Calibri" w:hAnsi="Calibri" w:eastAsia="Calibri"/>
-                <w:b w:val="0"/>
-                <w:i w:val="0"/>
-                <w:color w:val="1E2F38"/>
-                <w:sz w:val="20"/>
-              </w:rPr>
-              <w:t>Low digital literacy</w:t>
-            </w:r>
-          </w:p>
-        </w:tc>
-        <w:tc>
-          <w:tcPr>
-            <w:tcW w:type="dxa" w:w="5760"/>
-            <w:shd w:fill="F7F5F0"/>
-            <w:tcBorders>
-              <w:top w:val="single" w:sz="8" w:color="D0DCDC"/>
-              <w:left w:val="single" w:sz="8" w:color="D0DCDC"/>
-              <w:bottom w:val="single" w:sz="8" w:color="D0DCDC"/>
-              <w:right w:val="single" w:sz="8" w:color="D0DCDC"/>
-            </w:tcBorders>
-          </w:tcPr>
-          <w:p>
-            <w:r/>
-            <w:r>
-              <w:rPr>
-                <w:rFonts w:ascii="Calibri" w:hAnsi="Calibri" w:eastAsia="Calibri"/>
-                <w:b w:val="0"/>
-                <w:i w:val="0"/>
-                <w:color w:val="1E2F38"/>
-                <w:sz w:val="20"/>
-              </w:rPr>
-              <w:t>Simple offline UX, local-language support, supervised rollout</w:t>
-            </w:r>
-          </w:p>
-        </w:tc>
-      </w:tr>
-      <w:tr>
-        <w:tc>
-          <w:tcPr>
-            <w:tcW w:type="dxa" w:w="3456"/>
-            <w:tcBorders>
-              <w:top w:val="single" w:sz="8" w:color="D0DCDC"/>
-              <w:left w:val="single" w:sz="8" w:color="D0DCDC"/>
-              <w:bottom w:val="single" w:sz="8" w:color="D0DCDC"/>
-              <w:right w:val="single" w:sz="8" w:color="D0DCDC"/>
-            </w:tcBorders>
-          </w:tcPr>
-          <w:p>
-            <w:r/>
-            <w:r>
-              <w:rPr>
-                <w:rFonts w:ascii="Calibri" w:hAnsi="Calibri" w:eastAsia="Calibri"/>
-                <w:b w:val="0"/>
-                <w:i w:val="0"/>
-                <w:color w:val="1E2F38"/>
-                <w:sz w:val="20"/>
-              </w:rPr>
-              <w:t>Privacy and consent</w:t>
-            </w:r>
-          </w:p>
-        </w:tc>
-        <w:tc>
-          <w:tcPr>
-            <w:tcW w:type="dxa" w:w="5760"/>
-            <w:tcBorders>
-              <w:top w:val="single" w:sz="8" w:color="D0DCDC"/>
-              <w:left w:val="single" w:sz="8" w:color="D0DCDC"/>
-              <w:bottom w:val="single" w:sz="8" w:color="D0DCDC"/>
-              <w:right w:val="single" w:sz="8" w:color="D0DCDC"/>
-            </w:tcBorders>
-          </w:tcPr>
-          <w:p>
-            <w:r/>
-            <w:r>
-              <w:rPr>
-                <w:rFonts w:ascii="Calibri" w:hAnsi="Calibri" w:eastAsia="Calibri"/>
-                <w:b w:val="0"/>
-                <w:i w:val="0"/>
-                <w:color w:val="1E2F38"/>
-                <w:sz w:val="20"/>
-              </w:rPr>
-              <w:t>Ethical governance aligned with Uganda data protection rules</w:t>
-            </w:r>
-          </w:p>
-        </w:tc>
-      </w:tr>
-      <w:tr>
-        <w:tc>
-          <w:tcPr>
-            <w:tcW w:type="dxa" w:w="3456"/>
-            <w:shd w:fill="F7F5F0"/>
-            <w:tcBorders>
-              <w:top w:val="single" w:sz="8" w:color="D0DCDC"/>
-              <w:left w:val="single" w:sz="8" w:color="D0DCDC"/>
-              <w:bottom w:val="single" w:sz="8" w:color="D0DCDC"/>
-              <w:right w:val="single" w:sz="8" w:color="D0DCDC"/>
-            </w:tcBorders>
-          </w:tcPr>
-          <w:p>
-            <w:r/>
-            <w:r>
-              <w:rPr>
-                <w:rFonts w:ascii="Calibri" w:hAnsi="Calibri" w:eastAsia="Calibri"/>
-                <w:b w:val="0"/>
-                <w:i w:val="0"/>
-                <w:color w:val="1E2F38"/>
-                <w:sz w:val="20"/>
-              </w:rPr>
-              <w:t>Adoption by partners</w:t>
-            </w:r>
-          </w:p>
-        </w:tc>
-        <w:tc>
-          <w:tcPr>
-            <w:tcW w:type="dxa" w:w="5760"/>
-            <w:shd w:fill="F7F5F0"/>
-            <w:tcBorders>
-              <w:top w:val="single" w:sz="8" w:color="D0DCDC"/>
-              <w:left w:val="single" w:sz="8" w:color="D0DCDC"/>
-              <w:bottom w:val="single" w:sz="8" w:color="D0DCDC"/>
-              <w:right w:val="single" w:sz="8" w:color="D0DCDC"/>
-            </w:tcBorders>
-          </w:tcPr>
-          <w:p>
-            <w:r/>
-            <w:r>
-              <w:rPr>
-                <w:rFonts w:ascii="Calibri" w:hAnsi="Calibri" w:eastAsia="Calibri"/>
-                <w:b w:val="0"/>
-                <w:i w:val="0"/>
-                <w:color w:val="1E2F38"/>
-                <w:sz w:val="20"/>
-              </w:rPr>
-              <w:t>Co-design with CHWs, clinics, and district users from day one</w:t>
-            </w:r>
-          </w:p>
-        </w:tc>
-      </w:tr>
-    </w:tbl>
-    <w:p/>
-    <w:p>
-      <w:pPr>
-        <w:spacing w:before="280" w:after="100"/>
-      </w:pPr>
-      <w:r>
-        <w:rPr>
-          <w:rFonts w:ascii="Calibri" w:hAnsi="Calibri" w:eastAsia="Calibri"/>
-          <w:b/>
-          <w:i w:val="0"/>
-          <w:color w:val="0A1F2E"/>
-          <w:sz w:val="36"/>
-        </w:rPr>
-        <w:t>9. Closing Ask</w:t>
-      </w:r>
-    </w:p>
-    <w:p>
-      <w:pPr>
-        <w:spacing w:before="80" w:after="40"/>
-        <w:jc w:val="center"/>
-      </w:pPr>
-      <w:r>
-        <w:drawing>
-          <wp:inline xmlns:a="http://schemas.openxmlformats.org/drawingml/2006/main" xmlns:pic="http://schemas.openxmlformats.org/drawingml/2006/picture">
-            <wp:extent cx="4390688" cy="2926080"/>
-            <wp:docPr id="5" name="Picture 5"/>
-            <wp:cNvGraphicFramePr>
-              <a:graphicFrameLocks noChangeAspect="1"/>
-            </wp:cNvGraphicFramePr>
-            <a:graphic>
-              <a:graphicData uri="http://schemas.openxmlformats.org/drawingml/2006/picture">
-                <pic:pic>
-                  <pic:nvPicPr>
-                    <pic:cNvPr id="0" name="outreach_audience_full_group_01_opt.jpg"/>
-                    <pic:cNvPicPr/>
-                  </pic:nvPicPr>
-                  <pic:blipFill>
-                    <a:blip r:embed="rId13"/>
-                    <a:stretch>
-                      <a:fillRect/>
-                    </a:stretch>
-                  </pic:blipFill>
-                  <pic:spPr>
-                    <a:xfrm>
-                      <a:off x="0" y="0"/>
-                      <a:ext cx="4390688" cy="2926080"/>
-                    </a:xfrm>
-                    <a:prstGeom prst="rect"/>
-                  </pic:spPr>
-                </pic:pic>
-              </a:graphicData>
-            </a:graphic>
-          </wp:inline>
-        </w:drawing>
-      </w:r>
-    </w:p>
-    <w:p>
-      <w:pPr>
-        <w:spacing w:after="200" w:before="40" w:line="288" w:lineRule="auto"/>
-        <w:jc w:val="center"/>
-      </w:pPr>
-      <w:r>
-        <w:rPr>
-          <w:rFonts w:ascii="Calibri" w:hAnsi="Calibri" w:eastAsia="Calibri"/>
-          <w:b w:val="0"/>
-          <w:i/>
-          <w:color w:val="3A4A54"/>
-          <w:sz w:val="18"/>
-        </w:rPr>
-        <w:t>From community needs to lasting health impact</w:t>
-      </w:r>
-    </w:p>
-    <w:p>
-      <w:pPr>
-        <w:spacing w:after="160" w:before="0" w:line="288" w:lineRule="auto"/>
-        <w:jc w:val="left"/>
-      </w:pPr>
-      <w:r>
-        <w:rPr>
-          <w:rFonts w:ascii="Calibri" w:hAnsi="Calibri" w:eastAsia="Calibri"/>
-          <w:b w:val="0"/>
-          <w:i w:val="0"/>
-          <w:color w:val="1E2F38"/>
-          <w:sz w:val="22"/>
-        </w:rPr>
-        <w:t>GirlCode builds women who build Africa's future. FairBanks offers a health problem worth solving.</w:t>
-      </w:r>
-    </w:p>
-    <w:p>
-      <w:pPr>
-        <w:spacing w:after="160" w:before="0" w:line="288" w:lineRule="auto"/>
-        <w:jc w:val="left"/>
-      </w:pPr>
-      <w:r>
-        <w:rPr>
-          <w:rFonts w:ascii="Calibri" w:hAnsi="Calibri" w:eastAsia="Calibri"/>
-          <w:b w:val="0"/>
-          <w:i w:val="0"/>
-          <w:color w:val="1E2F38"/>
-          <w:sz w:val="22"/>
-        </w:rPr>
-        <w:t>We ask to participate fully in the Kampala 2026 hackathon with an FCHIP challenge and mentoring support.</w:t>
-      </w:r>
-    </w:p>
-    <w:p>
-      <w:pPr>
-        <w:spacing w:after="160" w:before="160" w:line="288" w:lineRule="auto"/>
+        <w:spacing w:after="160" w:line="293" w:lineRule="auto"/>
         <w:jc w:val="center"/>
       </w:pPr>
       <w:r>
@@ -2316,7 +710,7 @@
     </w:p>
     <w:p>
       <w:pPr>
-        <w:spacing w:after="160" w:before="160" w:line="288" w:lineRule="auto"/>
+        <w:spacing w:after="160" w:line="293" w:lineRule="auto"/>
         <w:jc w:val="center"/>
       </w:pPr>
       <w:r>
@@ -2327,7 +721,7 @@
           <w:color w:val="3A4A54"/>
           <w:sz w:val="16"/>
         </w:rPr>
-        <w:t>Aligned with: https://opportunitiesforyouth.org/2026/07/15/building-africas-next-generation-of-ai-powered-female-innovators-apply-for-the-2026-girlcode-hackathon-across-six-african-countries/</w:t>
+        <w:t>Source: https://opportunitiesforyouth.org/2026/07/15/building-africas-next-generation-of-ai-powered-female-innovators-apply-for-the-2026-girlcode-hackathon-across-six-african-countries/</w:t>
       </w:r>
     </w:p>
     <w:sectPr>
